--- a/report/26848109_VoAnhKiet_DSS_final.docx
+++ b/report/26848109_VoAnhKiet_DSS_final.docx
@@ -3855,7 +3855,19 @@
           <w:rPr>
             <w:color w:val="auto"/>
           </w:rPr>
-          <w:t>[1]</w:t>
+          <w:t>[</w:t>
+        </w:r>
+        <w:r>
+          <w:rPr>
+            <w:color w:val="auto"/>
+          </w:rPr>
+          <w:t>1</w:t>
+        </w:r>
+        <w:r>
+          <w:rPr>
+            <w:color w:val="auto"/>
+          </w:rPr>
+          <w:t>]</w:t>
         </w:r>
       </w:hyperlink>
       <w:r>
@@ -21957,9 +21969,15 @@
         <w:rPr>
           <w:sz w:val="23"/>
         </w:rPr>
-        <w:t>[1] Alugubelly, M., Polepalli, K. R., Gade, S., &amp; Ninomiya, S. (2019). Analysis of similar weather conditions to improve reuse in weather-based decision support systems. Computers and Electronics in Agriculture, 157, 154–165. https://doi.org/10.1016/j.compag.2018.12.010 (Tạp chí Q1, ISI/Scopus - Bài báo gốc của đề tài).</w:t>
+        <w:t xml:space="preserve">[1] </w:t>
       </w:r>
       <w:bookmarkEnd w:id="58"/>
+      <w:r>
+        <w:rPr>
+          <w:sz w:val="23"/>
+        </w:rPr>
+        <w:t>Alugubelly, M., Polepalli, K. R., Gade, S., &amp; Ninomiya, S. (2019). Analysis of similar weather conditions to improve reuse in weather-based decision support systems. Computers and Electronics in Agriculture, 157, 154–165. https://doi.org/10.1016/j.compag.2018.12.010</w:t>
+      </w:r>
     </w:p>
     <w:p>
       <w:pPr>
@@ -21985,9 +22003,15 @@
         <w:rPr>
           <w:sz w:val="23"/>
         </w:rPr>
-        <w:t>[3] Balasubramanian, T., Jagannathan, R., Maragatham, N., Sathyamoorthi, K., &amp; Nagarajan, R. (2014). Generation of weather windows to develop agro advisories for Tamil Nadu under automated weather forecast system. Journal of Agrometeorology, 16(1), 60–68.</w:t>
+        <w:t xml:space="preserve">[3] </w:t>
       </w:r>
       <w:bookmarkEnd w:id="60"/>
+      <w:r>
+        <w:rPr>
+          <w:sz w:val="23"/>
+        </w:rPr>
+        <w:t>Balasubramanian, T. N., Jagannathan, R., Maragatham, N., Sathyamoorthi, K., &amp; Nagarajan, R. (2014). Generation of weather windows to develop agro advisories for Tamil Nadu under automated weather forecast system. Journal of Agrometeorology, 16(1), 60–68. https://doi.org/10.54386/jam.v16i1.1486</w:t>
+      </w:r>
     </w:p>
     <w:p>
       <w:pPr>
@@ -22244,9 +22268,15 @@
         <w:rPr>
           <w:sz w:val="23"/>
         </w:rPr>
-        <w:t>[21] Srivastava, B. (2004). A decision-support framework for component reuse and maintenance in software project management. In Proceedings of the Eighth European Conference on Software Maintenance and Reengineering (CSMR 2004) (pp. 125–134). IEEE.</w:t>
+        <w:t xml:space="preserve">[21] </w:t>
       </w:r>
       <w:bookmarkEnd w:id="78"/>
+      <w:r>
+        <w:rPr>
+          <w:sz w:val="23"/>
+        </w:rPr>
+        <w:t>Srivastava, B. (2004). A decision-support framework for component reuse and maintenance in software project management. In Proceedings of the Eighth European Conference on Software Maintenance and Reengineering (CSMR 2004) (pp. 125–134). IEEE. https://doi.org/10.1109/CSMR.2004.1281413</w:t>
+      </w:r>
     </w:p>
     <w:p>
       <w:pPr>

--- a/report/26848109_VoAnhKiet_DSS_final.docx
+++ b/report/26848109_VoAnhKiet_DSS_final.docx
@@ -256,15 +256,7 @@
         <w:jc w:val="both"/>
       </w:pPr>
       <w:r>
-        <w:t xml:space="preserve">Học viên xin bày tỏ lòng biết ơn sâu sắc đến TS. Tôn Thất Hòa </w:t>
-      </w:r>
-      <w:proofErr w:type="gramStart"/>
-      <w:r>
-        <w:t>An</w:t>
-      </w:r>
-      <w:proofErr w:type="gramEnd"/>
-      <w:r>
-        <w:t xml:space="preserve"> — Giảng viên phụ trách môn học Hệ hỗ trợ quyết định tại Trường Đại học Công Nghệ Thông Tin, ĐHQG-HCM — người đã tận tình truyền đạt kiến thức nền tảng và định hướng nghiên cứu giúp học viên hoàn thành đồ án này.</w:t>
+        <w:t>Học viên xin bày tỏ lòng biết ơn sâu sắc đến TS. Tôn Thất Hòa An — Giảng viên phụ trách môn học Hệ hỗ trợ quyết định tại Trường Đại học Công Nghệ Thông Tin, ĐHQG-HCM — người đã tận tình truyền đạt kiến thức nền tảng và định hướng nghiên cứu giúp học viên hoàn thành đồ án này.</w:t>
       </w:r>
     </w:p>
     <w:p>
@@ -3855,19 +3847,7 @@
           <w:rPr>
             <w:color w:val="auto"/>
           </w:rPr>
-          <w:t>[</w:t>
-        </w:r>
-        <w:r>
-          <w:rPr>
-            <w:color w:val="auto"/>
-          </w:rPr>
-          <w:t>1</w:t>
-        </w:r>
-        <w:r>
-          <w:rPr>
-            <w:color w:val="auto"/>
-          </w:rPr>
-          <w:t>]</w:t>
+          <w:t>[1]</w:t>
         </w:r>
       </w:hyperlink>
       <w:r>
@@ -6696,35 +6676,7 @@
         <w:rPr>
           <w:color w:val="auto"/>
         </w:rPr>
-        <w:t>Một Điều kiện Thời tiết thứ i, ký hiệu là WC_i hoặc WC_</w:t>
-      </w:r>
-      <w:proofErr w:type="gramStart"/>
-      <w:r>
-        <w:rPr>
-          <w:color w:val="auto"/>
-        </w:rPr>
-        <w:t>i(</w:t>
-      </w:r>
-      <w:proofErr w:type="gramEnd"/>
-      <w:r>
-        <w:rPr>
-          <w:color w:val="auto"/>
-        </w:rPr>
-        <w:t>n, d), được định nghĩa là một bộ 6 thành phần (6-ary tuple): WC_</w:t>
-      </w:r>
-      <w:proofErr w:type="gramStart"/>
-      <w:r>
-        <w:rPr>
-          <w:color w:val="auto"/>
-        </w:rPr>
-        <w:t>i(</w:t>
-      </w:r>
-      <w:proofErr w:type="gramEnd"/>
-      <w:r>
-        <w:rPr>
-          <w:color w:val="auto"/>
-        </w:rPr>
-        <w:t xml:space="preserve">n, d) = &lt; i, n, s, d, V, ψ(V) &gt;. Trong đó: i là định danh duy nhất của điều kiện thời tiết; n (n ≥ 1) là số lượng biến thời tiết được khảo sát; s là ngày bắt đầu (start date); d là thời lượng (duration) tính bằng số ngày liên tiếp kể từ ngày s; V = {v_1, v_2, ..., v_n} là tập hợp n biến thời tiết; và ψ(V) = {ψ(v_1), ψ(v_2), ..., ψ(v_n)} là tập hợp các giá trị thống kê thực tế của các biến trong V tính trên khoảng thời gian d ngày. Quy tắc toán tử thống kê ψ(v_k) được xác định theo chuẩn khí tượng học (Mazumdar &amp; Medha, 2008 </w:t>
+        <w:t xml:space="preserve">Một Điều kiện Thời tiết thứ i, ký hiệu là WC_i hoặc WC_i(n, d), được định nghĩa là một bộ 6 thành phần (6-ary tuple): WC_i(n, d) = &lt; i, n, s, d, V, ψ(V) &gt;. Trong đó: i là định danh duy nhất của điều kiện thời tiết; n (n ≥ 1) là số lượng biến thời tiết được khảo sát; s là ngày bắt đầu (start date); d là thời lượng (duration) tính bằng số ngày liên tiếp kể từ ngày s; V = {v_1, v_2, ..., v_n} là tập hợp n biến thời tiết; và ψ(V) = {ψ(v_1), ψ(v_2), ..., ψ(v_n)} là tập hợp các giá trị thống kê thực tế của các biến trong V tính trên khoảng thời gian d ngày. Quy tắc toán tử thống kê ψ(v_k) được xác định theo chuẩn khí tượng học (Mazumdar &amp; Medha, 2008 </w:t>
       </w:r>
       <w:hyperlink w:anchor="ref_14" w:tooltip="Nhấn để tới Tài liệu tham khảo [14]" w:history="1">
         <w:r>
@@ -6789,63 +6741,7 @@
         <w:rPr>
           <w:color w:val="auto"/>
         </w:rPr>
-        <w:t>Cho hai điều kiện thời tiết WC_</w:t>
-      </w:r>
-      <w:proofErr w:type="gramStart"/>
-      <w:r>
-        <w:rPr>
-          <w:color w:val="auto"/>
-        </w:rPr>
-        <w:t>i(</w:t>
-      </w:r>
-      <w:proofErr w:type="gramEnd"/>
-      <w:r>
-        <w:rPr>
-          <w:color w:val="auto"/>
-        </w:rPr>
-        <w:t>n, d) = &lt; i, n, s_i, d, V, ψ_i(V) &gt; và WC_</w:t>
-      </w:r>
-      <w:proofErr w:type="gramStart"/>
-      <w:r>
-        <w:rPr>
-          <w:color w:val="auto"/>
-        </w:rPr>
-        <w:t>j(</w:t>
-      </w:r>
-      <w:proofErr w:type="gramEnd"/>
-      <w:r>
-        <w:rPr>
-          <w:color w:val="auto"/>
-        </w:rPr>
-        <w:t>n, d) = &lt; j, n, s_j, d, V, ψ_j(V) &gt;. Hai điều kiện thời tiết WC_</w:t>
-      </w:r>
-      <w:proofErr w:type="gramStart"/>
-      <w:r>
-        <w:rPr>
-          <w:color w:val="auto"/>
-        </w:rPr>
-        <w:t>i(</w:t>
-      </w:r>
-      <w:proofErr w:type="gramEnd"/>
-      <w:r>
-        <w:rPr>
-          <w:color w:val="auto"/>
-        </w:rPr>
-        <w:t>n, d) và WC_</w:t>
-      </w:r>
-      <w:proofErr w:type="gramStart"/>
-      <w:r>
-        <w:rPr>
-          <w:color w:val="auto"/>
-        </w:rPr>
-        <w:t>j(</w:t>
-      </w:r>
-      <w:proofErr w:type="gramEnd"/>
-      <w:r>
-        <w:rPr>
-          <w:color w:val="auto"/>
-        </w:rPr>
-        <w:t>n, d) được coi là tương đồng (similar) khi và chỉ khi các thành phần n, d, V và toàn bộ vector giá trị số thực ψ_i(V) = ψ_j(V) bằng nhau tuyệt đối từng phần tử một. Ngược lại, chúng bị coi là bất tương đồng (dissimilar).</w:t>
+        <w:t>Cho hai điều kiện thời tiết WC_i(n, d) = &lt; i, n, s_i, d, V, ψ_i(V) &gt; và WC_j(n, d) = &lt; j, n, s_j, d, V, ψ_j(V) &gt;. Hai điều kiện thời tiết WC_i(n, d) và WC_j(n, d) được coi là tương đồng (similar) khi và chỉ khi các thành phần n, d, V và toàn bộ vector giá trị số thực ψ_i(V) = ψ_j(V) bằng nhau tuyệt đối từng phần tử một. Ngược lại, chúng bị coi là bất tương đồng (dissimilar).</w:t>
       </w:r>
     </w:p>
     <w:p>
@@ -8986,21 +8882,7 @@
         <w:rPr>
           <w:color w:val="auto"/>
         </w:rPr>
-        <w:t xml:space="preserve"> là cách phân loại biến Nhiệt độ (Tmax và Tmin): Thay vì chia theo ngưỡng nhiệt độ tuyệt đối, IMD phân loại dựa trên độ lệch (deviation) giữa giá trị quan trắc/dự báo so với "Trung bình chuẩn lịch sử" (Historical Normal) — tức giá trị trung bình cộng số học của biến khí hậu đó trong khoảng thời gian 30 năm tại cùng thời điểm lịch. Cách tiếp cận này giúp chuẩn hóa biến động nhiệt độ theo đặc trưng khí hậu địa phương. Ngược lại, Độ ẩm tương đối (RH) được chia trực tiếp thành 4 mức (Low, Moderate, High, </w:t>
-      </w:r>
-      <w:proofErr w:type="gramStart"/>
-      <w:r>
-        <w:rPr>
-          <w:color w:val="auto"/>
-        </w:rPr>
-        <w:t>Very</w:t>
-      </w:r>
-      <w:proofErr w:type="gramEnd"/>
-      <w:r>
-        <w:rPr>
-          <w:color w:val="auto"/>
-        </w:rPr>
-        <w:t xml:space="preserve"> high) và Lượng mưa (RF) được chia thành 8 cấp độ từ không mưa (No rain) đến mưa đặc biệt to (Extremely heavy rain).</w:t>
+        <w:t xml:space="preserve"> là cách phân loại biến Nhiệt độ (Tmax và Tmin): Thay vì chia theo ngưỡng nhiệt độ tuyệt đối, IMD phân loại dựa trên độ lệch (deviation) giữa giá trị quan trắc/dự báo so với "Trung bình chuẩn lịch sử" (Historical Normal) — tức giá trị trung bình cộng số học của biến khí hậu đó trong khoảng thời gian 30 năm tại cùng thời điểm lịch. Cách tiếp cận này giúp chuẩn hóa biến động nhiệt độ theo đặc trưng khí hậu địa phương. Ngược lại, Độ ẩm tương đối (RH) được chia trực tiếp thành 4 mức (Low, Moderate, High, Very high) và Lượng mưa (RF) được chia thành 8 cấp độ từ không mưa (No rain) đến mưa đặc biệt to (Extremely heavy rain).</w:t>
       </w:r>
     </w:p>
     <w:p>
@@ -9038,63 +8920,7 @@
         <w:rPr>
           <w:color w:val="auto"/>
         </w:rPr>
-        <w:t>Cho tập n biến thời tiết V và các bảng phân loại WCT tương ứng, một Điều kiện Thời tiết dựa trên Danh mục (Category-based Weather Condition), ký hiệu là CWC_</w:t>
-      </w:r>
-      <w:proofErr w:type="gramStart"/>
-      <w:r>
-        <w:rPr>
-          <w:color w:val="auto"/>
-        </w:rPr>
-        <w:t>i(</w:t>
-      </w:r>
-      <w:proofErr w:type="gramEnd"/>
-      <w:r>
-        <w:rPr>
-          <w:color w:val="auto"/>
-        </w:rPr>
-        <w:t>n, d), được hình thành từ WC_</w:t>
-      </w:r>
-      <w:proofErr w:type="gramStart"/>
-      <w:r>
-        <w:rPr>
-          <w:color w:val="auto"/>
-        </w:rPr>
-        <w:t>i(</w:t>
-      </w:r>
-      <w:proofErr w:type="gramEnd"/>
-      <w:r>
-        <w:rPr>
-          <w:color w:val="auto"/>
-        </w:rPr>
-        <w:t>n, d) bằng cách thay thế mỗi giá trị số thực ψ(v_k) trong vector ψ(V) bằng nhãn danh mục C(ψ(v_k)) tra cứu từ bảng WCT(v_k). Biểu diễn toán học của CWC_</w:t>
-      </w:r>
-      <w:proofErr w:type="gramStart"/>
-      <w:r>
-        <w:rPr>
-          <w:color w:val="auto"/>
-        </w:rPr>
-        <w:t>i(</w:t>
-      </w:r>
-      <w:proofErr w:type="gramEnd"/>
-      <w:r>
-        <w:rPr>
-          <w:color w:val="auto"/>
-        </w:rPr>
-        <w:t>n, d) là bộ 6 thành phần: CWC_</w:t>
-      </w:r>
-      <w:proofErr w:type="gramStart"/>
-      <w:r>
-        <w:rPr>
-          <w:color w:val="auto"/>
-        </w:rPr>
-        <w:t>i(</w:t>
-      </w:r>
-      <w:proofErr w:type="gramEnd"/>
-      <w:r>
-        <w:rPr>
-          <w:color w:val="auto"/>
-        </w:rPr>
-        <w:t>n, d) = &lt; i, n, s, d, V, C(V) &gt;, trong đó C(V) = {C(ψ(v_1)), C(ψ(v_2)), ..., C(ψ(v_n))}.</w:t>
+        <w:t>Cho tập n biến thời tiết V và các bảng phân loại WCT tương ứng, một Điều kiện Thời tiết dựa trên Danh mục (Category-based Weather Condition), ký hiệu là CWC_i(n, d), được hình thành từ WC_i(n, d) bằng cách thay thế mỗi giá trị số thực ψ(v_k) trong vector ψ(V) bằng nhãn danh mục C(ψ(v_k)) tra cứu từ bảng WCT(v_k). Biểu diễn toán học của CWC_i(n, d) là bộ 6 thành phần: CWC_i(n, d) = &lt; i, n, s, d, V, C(V) &gt;, trong đó C(V) = {C(ψ(v_1)), C(ψ(v_2)), ..., C(ψ(v_n))}.</w:t>
       </w:r>
     </w:p>
     <w:p>
@@ -9116,35 +8942,7 @@
         <w:rPr>
           <w:color w:val="auto"/>
         </w:rPr>
-        <w:t>Hai điều kiện thời tiết danh mục CWC_</w:t>
-      </w:r>
-      <w:proofErr w:type="gramStart"/>
-      <w:r>
-        <w:rPr>
-          <w:color w:val="auto"/>
-        </w:rPr>
-        <w:t>i(</w:t>
-      </w:r>
-      <w:proofErr w:type="gramEnd"/>
-      <w:r>
-        <w:rPr>
-          <w:color w:val="auto"/>
-        </w:rPr>
-        <w:t>n, d) = &lt; i, n, s_i, d, V, C_i(V) &gt; và CWC_</w:t>
-      </w:r>
-      <w:proofErr w:type="gramStart"/>
-      <w:r>
-        <w:rPr>
-          <w:color w:val="auto"/>
-        </w:rPr>
-        <w:t>j(</w:t>
-      </w:r>
-      <w:proofErr w:type="gramEnd"/>
-      <w:r>
-        <w:rPr>
-          <w:color w:val="auto"/>
-        </w:rPr>
-        <w:t>n, d) = &lt; j, n, s_j, d, V, C_j(V) &gt; được gọi là tương đồng (similar CWCs) nếu các giá trị n, d, V và tập nhãn danh mục C_i(V) = C_j(V) hoàn toàn trùng khớp. Nhờ bước lượng tử hóa ngữ nghĩa này, mọi dao động số học nhỏ nằm trong cùng một khoảng WCT đều quy về cùng một nhãn danh mục, giúp tăng vọt khả năng tìm thấy các cặp thời tiết tương đồng giữa quá khứ và hiện tại.</w:t>
+        <w:t>Hai điều kiện thời tiết danh mục CWC_i(n, d) = &lt; i, n, s_i, d, V, C_i(V) &gt; và CWC_j(n, d) = &lt; j, n, s_j, d, V, C_j(V) &gt; được gọi là tương đồng (similar CWCs) nếu các giá trị n, d, V và tập nhãn danh mục C_i(V) = C_j(V) hoàn toàn trùng khớp. Nhờ bước lượng tử hóa ngữ nghĩa này, mọi dao động số học nhỏ nằm trong cùng một khoảng WCT đều quy về cùng một nhãn danh mục, giúp tăng vọt khả năng tìm thấy các cặp thời tiết tương đồng giữa quá khứ và hiện tại.</w:t>
       </w:r>
     </w:p>
     <w:p>
@@ -9196,21 +8994,7 @@
           <w:color w:val="auto"/>
         </w:rPr>
         <w:lastRenderedPageBreak/>
-        <w:t xml:space="preserve">nghĩa bằng một số lượng các ngày liên tiếp nhau phản ánh một quy luật lặp lại của tự nhiên hoặc canh tác. Trên chuỗi dữ liệu lịch sử kéo dài D ngày (với D &gt;&gt; độ dài của pt_i), ta xác định được k chu kỳ liên tiếp S = &lt; p_1, p_2, ..., p_k &gt;. Trong mỗi chu kỳ p_r có độ dài D_p ngày, số lượng các mẫu </w:t>
-      </w:r>
-      <w:proofErr w:type="gramStart"/>
-      <w:r>
-        <w:rPr>
-          <w:color w:val="auto"/>
-        </w:rPr>
-        <w:t>CWC(</w:t>
-      </w:r>
-      <w:proofErr w:type="gramEnd"/>
-      <w:r>
-        <w:rPr>
-          <w:color w:val="auto"/>
-        </w:rPr>
-        <w:t>n, d) được tạo thành là ⌊D_p / d⌋. Nhóm tác giả khảo sát 3 cấp độ chu kỳ thời gian (pt) từ vĩ mô đến vi mô:</w:t>
+        <w:t>nghĩa bằng một số lượng các ngày liên tiếp nhau phản ánh một quy luật lặp lại của tự nhiên hoặc canh tác. Trên chuỗi dữ liệu lịch sử kéo dài D ngày (với D &gt;&gt; độ dài của pt_i), ta xác định được k chu kỳ liên tiếp S = &lt; p_1, p_2, ..., p_k &gt;. Trong mỗi chu kỳ p_r có độ dài D_p ngày, số lượng các mẫu CWC(n, d) được tạo thành là ⌊D_p / d⌋. Nhóm tác giả khảo sát 3 cấp độ chu kỳ thời gian (pt) từ vĩ mô đến vi mô:</w:t>
       </w:r>
       <w:r>
         <w:rPr>
@@ -10449,35 +10233,7 @@
         <w:rPr>
           <w:color w:val="auto"/>
         </w:rPr>
-        <w:t xml:space="preserve">Để định lượng chính xác tỷ lệ khuyến nghị ở chu kỳ hiện tại có thể tái sử dụng từ các chu kỳ trong quá khứ, Định nghĩa 6 thiết lập chỉ số Tỷ lệ Bao phủ (Coverage Percentage - CP): Giả sử p_i là một chu kỳ đang xét và Pset (Pset ≠ ∅) là tập hợp các chu kỳ lịch sử đứng trước p_i thuộc cùng một loại chu kỳ pt (tức Pset = {p_1, p_2, ..., p_{i-1}}). Gọi CWC(p_i) là tập hợp tất cả các mẫu CWC xuất hiện trong chu kỳ p_i, và CWC(Pset) là hợp của tất cả các mẫu CWC từng xuất hiện trong các chu kỳ thuộc Pset. Tập hợp giao Cset được định nghĩa là tập các mẫu x ∈ CWC(p_i) sao cho tồn tại ít nhất một mẫu y ∈ CWC(Pset) tương đồng với x theo Định nghĩa 4: Cset = </w:t>
-      </w:r>
-      <w:proofErr w:type="gramStart"/>
-      <w:r>
-        <w:rPr>
-          <w:color w:val="auto"/>
-        </w:rPr>
-        <w:t>{ x</w:t>
-      </w:r>
-      <w:proofErr w:type="gramEnd"/>
-      <w:r>
-        <w:rPr>
-          <w:color w:val="auto"/>
-        </w:rPr>
-        <w:t xml:space="preserve"> | x ∈ CWC(p_i) ∧ ∃y ∈ CWC(Pset) sao cho x tương đồng với </w:t>
-      </w:r>
-      <w:proofErr w:type="gramStart"/>
-      <w:r>
-        <w:rPr>
-          <w:color w:val="auto"/>
-        </w:rPr>
-        <w:t>y }</w:t>
-      </w:r>
-      <w:proofErr w:type="gramEnd"/>
-      <w:r>
-        <w:rPr>
-          <w:color w:val="auto"/>
-        </w:rPr>
-        <w:t>. Khi đó, Tỷ lệ Bao phủ của chu kỳ p_i đối với tập lịch sử Pset được tính bằng công thức:</w:t>
+        <w:t>Để định lượng chính xác tỷ lệ khuyến nghị ở chu kỳ hiện tại có thể tái sử dụng từ các chu kỳ trong quá khứ, Định nghĩa 6 thiết lập chỉ số Tỷ lệ Bao phủ (Coverage Percentage - CP): Giả sử p_i là một chu kỳ đang xét và Pset (Pset ≠ ∅) là tập hợp các chu kỳ lịch sử đứng trước p_i thuộc cùng một loại chu kỳ pt (tức Pset = {p_1, p_2, ..., p_{i-1}}). Gọi CWC(p_i) là tập hợp tất cả các mẫu CWC xuất hiện trong chu kỳ p_i, và CWC(Pset) là hợp của tất cả các mẫu CWC từng xuất hiện trong các chu kỳ thuộc Pset. Tập hợp giao Cset được định nghĩa là tập các mẫu x ∈ CWC(p_i) sao cho tồn tại ít nhất một mẫu y ∈ CWC(Pset) tương đồng với x theo Định nghĩa 4: Cset = { x | x ∈ CWC(p_i) ∧ ∃y ∈ CWC(Pset) sao cho x tương đồng với y }. Khi đó, Tỷ lệ Bao phủ của chu kỳ p_i đối với tập lịch sử Pset được tính bằng công thức:</w:t>
       </w:r>
     </w:p>
     <w:p>
@@ -10487,59 +10243,13 @@
           <w:color w:val="auto"/>
         </w:rPr>
       </w:pPr>
-      <w:proofErr w:type="gramStart"/>
       <w:r>
         <w:rPr>
           <w:b/>
           <w:color w:val="auto"/>
           <w:sz w:val="26"/>
         </w:rPr>
-        <w:t>CP(</w:t>
-      </w:r>
-      <w:proofErr w:type="gramEnd"/>
-      <w:r>
-        <w:rPr>
-          <w:b/>
-          <w:color w:val="auto"/>
-          <w:sz w:val="26"/>
-        </w:rPr>
-        <w:t xml:space="preserve">p_i / Pset) = </w:t>
-      </w:r>
-      <w:proofErr w:type="gramStart"/>
-      <w:r>
-        <w:rPr>
-          <w:b/>
-          <w:color w:val="auto"/>
-          <w:sz w:val="26"/>
-        </w:rPr>
-        <w:t>( |</w:t>
-      </w:r>
-      <w:proofErr w:type="gramEnd"/>
-      <w:r>
-        <w:rPr>
-          <w:b/>
-          <w:color w:val="auto"/>
-          <w:sz w:val="26"/>
-        </w:rPr>
-        <w:t>Cset| / |CWC(p_</w:t>
-      </w:r>
-      <w:proofErr w:type="gramStart"/>
-      <w:r>
-        <w:rPr>
-          <w:b/>
-          <w:color w:val="auto"/>
-          <w:sz w:val="26"/>
-        </w:rPr>
-        <w:t>i)|</w:t>
-      </w:r>
-      <w:proofErr w:type="gramEnd"/>
-      <w:r>
-        <w:rPr>
-          <w:b/>
-          <w:color w:val="auto"/>
-          <w:sz w:val="26"/>
-        </w:rPr>
-        <w:t xml:space="preserve"> ) × 100%</w:t>
+        <w:t>CP(p_i / Pset) = ( |Cset| / |CWC(p_i)| ) × 100%</w:t>
       </w:r>
     </w:p>
     <w:p>
@@ -10554,35 +10264,7 @@
         <w:rPr>
           <w:color w:val="auto"/>
         </w:rPr>
-        <w:t xml:space="preserve">Ý nghĩa vận hành của chỉ số </w:t>
-      </w:r>
-      <w:proofErr w:type="gramStart"/>
-      <w:r>
-        <w:rPr>
-          <w:color w:val="auto"/>
-        </w:rPr>
-        <w:t>CP(</w:t>
-      </w:r>
-      <w:proofErr w:type="gramEnd"/>
-      <w:r>
-        <w:rPr>
-          <w:color w:val="auto"/>
-        </w:rPr>
-        <w:t xml:space="preserve">p_i / Pset): Nếu tại chu kỳ thứ 5 (p_5), hệ thống đạt </w:t>
-      </w:r>
-      <w:proofErr w:type="gramStart"/>
-      <w:r>
-        <w:rPr>
-          <w:color w:val="auto"/>
-        </w:rPr>
-        <w:t>CP(</w:t>
-      </w:r>
-      <w:proofErr w:type="gramEnd"/>
-      <w:r>
-        <w:rPr>
-          <w:color w:val="auto"/>
-        </w:rPr>
-        <w:t xml:space="preserve">p_5 / {p_1, p_2, p_3, p_4}) = 90%, điều đó chứng tỏ rằng sau khi các chuyên gia đã biên soạn kho khuyến nghị cho 4 chu kỳ đầu tiên, đến chu kỳ thứ 5 có tới 90% số tình huống thời tiết đã từng xuất hiện và có thể trích xuất khuyến nghị cũ ra sử dụng ngay lập tức; chuyên gia chỉ cần soạn mới cho 10% số tình huống còn lại. Quy trình tự động hóa tính toán chuỗi chỉ số CP được Alugubelly và cộng sự (2019) </w:t>
+        <w:t xml:space="preserve">Ý nghĩa vận hành của chỉ số CP(p_i / Pset): Nếu tại chu kỳ thứ 5 (p_5), hệ thống đạt CP(p_5 / {p_1, p_2, p_3, p_4}) = 90%, điều đó chứng tỏ rằng sau khi các chuyên gia đã biên soạn kho khuyến nghị cho 4 chu kỳ đầu tiên, đến chu kỳ thứ 5 có tới 90% số tình huống thời tiết đã từng xuất hiện và có thể trích xuất khuyến nghị cũ ra sử dụng ngay lập tức; chuyên gia chỉ cần soạn mới cho 10% số tình huống còn lại. Quy trình tự động hóa tính toán chuỗi chỉ số CP được Alugubelly và cộng sự (2019) </w:t>
       </w:r>
       <w:hyperlink w:anchor="ref_1" w:tooltip="Nhấn để tới Tài liệu tham khảo [1]" w:history="1">
         <w:r>
@@ -11279,35 +10961,7 @@
         <w:rPr>
           <w:color w:val="auto"/>
         </w:rPr>
-        <w:t xml:space="preserve"> nhằm mở rộng khái niệm CWC thành Điều kiện Thời tiết Danh mục Mờ (Fuzzy Category-based Weather Condition - FCWC). Thay vì ép buộc mỗi giá trị thống kê x = ψ(v_k) chỉ thuộc về duy nhất một danh mục với độ thuộc nhị phân {0, 1}, mỗi danh mục c_{</w:t>
-      </w:r>
-      <w:proofErr w:type="gramStart"/>
-      <w:r>
-        <w:rPr>
-          <w:color w:val="auto"/>
-        </w:rPr>
-        <w:t>k,m</w:t>
-      </w:r>
-      <w:proofErr w:type="gramEnd"/>
-      <w:r>
-        <w:rPr>
-          <w:color w:val="auto"/>
-        </w:rPr>
-        <w:t>} ∈ C(v_k) được định nghĩa bởi một hàm thuộc hình thang (Trapezoidal Membership Function) μ_{</w:t>
-      </w:r>
-      <w:proofErr w:type="gramStart"/>
-      <w:r>
-        <w:rPr>
-          <w:color w:val="auto"/>
-        </w:rPr>
-        <w:t>k,m</w:t>
-      </w:r>
-      <w:proofErr w:type="gramEnd"/>
-      <w:r>
-        <w:rPr>
-          <w:color w:val="auto"/>
-        </w:rPr>
-        <w:t>}(x) ∈ [0, 1] có vùng chuyển tiếp mềm (soft transition zone) rộng ±δ quanh ngưỡng cứng:</w:t>
+        <w:t xml:space="preserve"> nhằm mở rộng khái niệm CWC thành Điều kiện Thời tiết Danh mục Mờ (Fuzzy Category-based Weather Condition - FCWC). Thay vì ép buộc mỗi giá trị thống kê x = ψ(v_k) chỉ thuộc về duy nhất một danh mục với độ thuộc nhị phân {0, 1}, mỗi danh mục c_{k,m} ∈ C(v_k) được định nghĩa bởi một hàm thuộc hình thang (Trapezoidal Membership Function) μ_{k,m}(x) ∈ [0, 1] có vùng chuyển tiếp mềm (soft transition zone) rộng ±δ quanh ngưỡng cứng:</w:t>
       </w:r>
     </w:p>
     <w:p>
@@ -11317,101 +10971,12 @@
           <w:color w:val="auto"/>
         </w:rPr>
       </w:pPr>
-      <w:proofErr w:type="gramStart"/>
       <w:r>
         <w:rPr>
           <w:b/>
           <w:color w:val="auto"/>
         </w:rPr>
-        <w:t>μ(</w:t>
-      </w:r>
-      <w:proofErr w:type="gramEnd"/>
-      <w:r>
-        <w:rPr>
-          <w:b/>
-          <w:color w:val="auto"/>
-        </w:rPr>
-        <w:t xml:space="preserve">x; a, b, c, d) = </w:t>
-      </w:r>
-      <w:proofErr w:type="gramStart"/>
-      <w:r>
-        <w:rPr>
-          <w:b/>
-          <w:color w:val="auto"/>
-        </w:rPr>
-        <w:t>max( 0</w:t>
-      </w:r>
-      <w:proofErr w:type="gramEnd"/>
-      <w:r>
-        <w:rPr>
-          <w:b/>
-          <w:color w:val="auto"/>
-        </w:rPr>
-        <w:t xml:space="preserve">, </w:t>
-      </w:r>
-      <w:proofErr w:type="gramStart"/>
-      <w:r>
-        <w:rPr>
-          <w:b/>
-          <w:color w:val="auto"/>
-        </w:rPr>
-        <w:t>min( (</w:t>
-      </w:r>
-      <w:proofErr w:type="gramEnd"/>
-      <w:r>
-        <w:rPr>
-          <w:b/>
-          <w:color w:val="auto"/>
-        </w:rPr>
-        <w:t>x - a)</w:t>
-      </w:r>
-      <w:proofErr w:type="gramStart"/>
-      <w:r>
-        <w:rPr>
-          <w:b/>
-          <w:color w:val="auto"/>
-        </w:rPr>
-        <w:t>/(</w:t>
-      </w:r>
-      <w:proofErr w:type="gramEnd"/>
-      <w:r>
-        <w:rPr>
-          <w:b/>
-          <w:color w:val="auto"/>
-        </w:rPr>
-        <w:t>b - a), 1, (d - x)</w:t>
-      </w:r>
-      <w:proofErr w:type="gramStart"/>
-      <w:r>
-        <w:rPr>
-          <w:b/>
-          <w:color w:val="auto"/>
-        </w:rPr>
-        <w:t>/(</w:t>
-      </w:r>
-      <w:proofErr w:type="gramEnd"/>
-      <w:r>
-        <w:rPr>
-          <w:b/>
-          <w:color w:val="auto"/>
-        </w:rPr>
-        <w:t>d - c</w:t>
-      </w:r>
-      <w:proofErr w:type="gramStart"/>
-      <w:r>
-        <w:rPr>
-          <w:b/>
-          <w:color w:val="auto"/>
-        </w:rPr>
-        <w:t>) )</w:t>
-      </w:r>
-      <w:proofErr w:type="gramEnd"/>
-      <w:r>
-        <w:rPr>
-          <w:b/>
-          <w:color w:val="auto"/>
-        </w:rPr>
-        <w:t xml:space="preserve"> )</w:t>
+        <w:t>μ(x; a, b, c, d) = max( 0, min( (x - a)/(b - a), 1, (d - x)/(d - c) ) )</w:t>
       </w:r>
     </w:p>
     <w:p>
@@ -11427,21 +10992,7 @@
           <w:color w:val="auto"/>
         </w:rPr>
         <w:lastRenderedPageBreak/>
-        <w:t>Trong đó [b, c] là miền lõi (core region) nơi giá trị khí tượng mang tính chất đặc trưng tuyệt đối của danh mục (μ = 1.0), còn [a, b] và [c, d] là hai vùng biên chuyển tiếp chồng lấn với hai danh mục lân cận (sao cho tổng độ thuộc tại mọi điểm x thỏa mãn điều kiện phân hoạch Ruspini: ∑_m μ_{</w:t>
-      </w:r>
-      <w:proofErr w:type="gramStart"/>
-      <w:r>
-        <w:rPr>
-          <w:color w:val="auto"/>
-        </w:rPr>
-        <w:t>k,m</w:t>
-      </w:r>
-      <w:proofErr w:type="gramEnd"/>
-      <w:r>
-        <w:rPr>
-          <w:color w:val="auto"/>
-        </w:rPr>
-        <w:t xml:space="preserve">}(x) = 1). Như minh họa trực quan tại </w:t>
+        <w:t xml:space="preserve">Trong đó [b, c] là miền lõi (core region) nơi giá trị khí tượng mang tính chất đặc trưng tuyệt đối của danh mục (μ = 1.0), còn [a, b] và [c, d] là hai vùng biên chuyển tiếp chồng lấn với hai danh mục lân cận (sao cho tổng độ thuộc tại mọi điểm x thỏa mãn điều kiện phân hoạch Ruspini: ∑_m μ_{k,m}(x) = 1). Như minh họa trực quan tại </w:t>
       </w:r>
       <w:hyperlink w:anchor="_Fig_3_1" w:tooltip="Nhấn để tới Hình 3.1" w:history="1">
         <w:r>
@@ -11567,103 +11118,7 @@
           <w:b/>
           <w:color w:val="auto"/>
         </w:rPr>
-        <w:t>Sim_</w:t>
-      </w:r>
-      <w:proofErr w:type="gramStart"/>
-      <w:r>
-        <w:rPr>
-          <w:b/>
-          <w:color w:val="auto"/>
-        </w:rPr>
-        <w:t>Fuzzy(</w:t>
-      </w:r>
-      <w:proofErr w:type="gramEnd"/>
-      <w:r>
-        <w:rPr>
-          <w:b/>
-          <w:color w:val="auto"/>
-        </w:rPr>
-        <w:t xml:space="preserve">X, Y) = </w:t>
-      </w:r>
-      <w:proofErr w:type="gramStart"/>
-      <w:r>
-        <w:rPr>
-          <w:b/>
-          <w:color w:val="auto"/>
-        </w:rPr>
-        <w:t>∑_{</w:t>
-      </w:r>
-      <w:proofErr w:type="gramEnd"/>
-      <w:r>
-        <w:rPr>
-          <w:b/>
-          <w:color w:val="auto"/>
-        </w:rPr>
-        <w:t>k=</w:t>
-      </w:r>
-      <w:proofErr w:type="gramStart"/>
-      <w:r>
-        <w:rPr>
-          <w:b/>
-          <w:color w:val="auto"/>
-        </w:rPr>
-        <w:t>1..</w:t>
-      </w:r>
-      <w:proofErr w:type="gramEnd"/>
-      <w:r>
-        <w:rPr>
-          <w:b/>
-          <w:color w:val="auto"/>
-        </w:rPr>
-        <w:t xml:space="preserve">n} w_k · [ 1 - </w:t>
-      </w:r>
-      <w:proofErr w:type="gramStart"/>
-      <w:r>
-        <w:rPr>
-          <w:b/>
-          <w:color w:val="auto"/>
-        </w:rPr>
-        <w:t>( |</w:t>
-      </w:r>
-      <w:proofErr w:type="gramEnd"/>
-      <w:r>
-        <w:rPr>
-          <w:b/>
-          <w:color w:val="auto"/>
-        </w:rPr>
-        <w:t>Rank_Fuzzy(X_k) - Rank_Fuzzy(Y_</w:t>
-      </w:r>
-      <w:proofErr w:type="gramStart"/>
-      <w:r>
-        <w:rPr>
-          <w:b/>
-          <w:color w:val="auto"/>
-        </w:rPr>
-        <w:t>k)|</w:t>
-      </w:r>
-      <w:proofErr w:type="gramEnd"/>
-      <w:r>
-        <w:rPr>
-          <w:b/>
-          <w:color w:val="auto"/>
-        </w:rPr>
-        <w:t xml:space="preserve"> / (M_k - 1</w:t>
-      </w:r>
-      <w:proofErr w:type="gramStart"/>
-      <w:r>
-        <w:rPr>
-          <w:b/>
-          <w:color w:val="auto"/>
-        </w:rPr>
-        <w:t>) )</w:t>
-      </w:r>
-      <w:proofErr w:type="gramEnd"/>
-      <w:r>
-        <w:rPr>
-          <w:b/>
-          <w:color w:val="auto"/>
-        </w:rPr>
-        <w:t xml:space="preserve"> ]</w:t>
+        <w:t>Sim_Fuzzy(X, Y) = ∑_{k=1..n} w_k · [ 1 - ( |Rank_Fuzzy(X_k) - Rank_Fuzzy(Y_k)| / (M_k - 1) ) ]</w:t>
       </w:r>
     </w:p>
     <w:p>
@@ -11678,49 +11133,7 @@
         <w:rPr>
           <w:color w:val="auto"/>
         </w:rPr>
-        <w:t>Ở đây, Rank_Fuzzy(X_k) = ∑_{m=</w:t>
-      </w:r>
-      <w:proofErr w:type="gramStart"/>
-      <w:r>
-        <w:rPr>
-          <w:color w:val="auto"/>
-        </w:rPr>
-        <w:t>1..</w:t>
-      </w:r>
-      <w:proofErr w:type="gramEnd"/>
-      <w:r>
-        <w:rPr>
-          <w:color w:val="auto"/>
-        </w:rPr>
-        <w:t>M_k} m · μ_{</w:t>
-      </w:r>
-      <w:proofErr w:type="gramStart"/>
-      <w:r>
-        <w:rPr>
-          <w:color w:val="auto"/>
-        </w:rPr>
-        <w:t>k,m</w:t>
-      </w:r>
-      <w:proofErr w:type="gramEnd"/>
-      <w:r>
-        <w:rPr>
-          <w:color w:val="auto"/>
-        </w:rPr>
-        <w:t>}(ψ_X(v_k)) là chỉ số cấp bậc liên tục hóa của biến thứ k, M_k là tổng số danh mục của biến v_k trong bảng WCT, và w_k là trọng số tầm quan trọng của biến v_k (với ∑ w_k = 1). Hai điều kiện thời tiết X và Y được coi là tương đồng có thể tái sử dụng khi Sim_</w:t>
-      </w:r>
-      <w:proofErr w:type="gramStart"/>
-      <w:r>
-        <w:rPr>
-          <w:color w:val="auto"/>
-        </w:rPr>
-        <w:t>Fuzzy(</w:t>
-      </w:r>
-      <w:proofErr w:type="gramEnd"/>
-      <w:r>
-        <w:rPr>
-          <w:color w:val="auto"/>
-        </w:rPr>
-        <w:t>X, Y) ≥ θ (với ngưỡng tin cậy θ ∈ [0.85, 0.90]). Công thức này đảm bảo rằng những biến động nhẹ qua ranh giới WCT vẫn đạt điểm tương đồng trên 0.92 và được hệ thống truy hồi thành công thay vì bị loại bỏ hoàn toàn như thuật toán cũ.</w:t>
+        <w:t>Ở đây, Rank_Fuzzy(X_k) = ∑_{m=1..M_k} m · μ_{k,m}(ψ_X(v_k)) là chỉ số cấp bậc liên tục hóa của biến thứ k, M_k là tổng số danh mục của biến v_k trong bảng WCT, và w_k là trọng số tầm quan trọng của biến v_k (với ∑ w_k = 1). Hai điều kiện thời tiết X và Y được coi là tương đồng có thể tái sử dụng khi Sim_Fuzzy(X, Y) ≥ θ (với ngưỡng tin cậy θ ∈ [0.85, 0.90]). Công thức này đảm bảo rằng những biến động nhẹ qua ranh giới WCT vẫn đạt điểm tương đồng trên 0.92 và được hệ thống truy hồi thành công thay vì bị loại bỏ hoàn toàn như thuật toán cũ.</w:t>
       </w:r>
     </w:p>
     <w:p>
@@ -11786,21 +11199,7 @@
         <w:rPr>
           <w:color w:val="auto"/>
         </w:rPr>
-        <w:t xml:space="preserve">). Tại vùng Hyderabad, lượng mưa (RF) là yếu tố quyết định trong mùa mưa (vụ Kharif từ tháng 6 đến tháng 10), nhiệt độ tối thiểu (Tmin) chi phối mạnh nhất trong mùa đông (vụ Rabi từ tháng 11 đến tháng 3), và nhiệt độ tối đa (Tmax) chi phối trong mùa hè (Summer từ tháng 3 đến tháng 5). Tuy nhiên, khi thiết lập thực nghiệm cho </w:t>
-      </w:r>
-      <w:proofErr w:type="gramStart"/>
-      <w:r>
-        <w:rPr>
-          <w:color w:val="auto"/>
-        </w:rPr>
-        <w:t>CWC(</w:t>
-      </w:r>
-      <w:proofErr w:type="gramEnd"/>
-      <w:r>
-        <w:rPr>
-          <w:color w:val="auto"/>
-        </w:rPr>
-        <w:t>3, d), nhóm tác giả của bài báo gốc lại giữ cố định tổ hợp V = {Tmax, Tmin, RHmax} cho mọi mùa vụ, bỏ qua biến quan trọng nhất của mùa Kharif là lượng mưa (RF).</w:t>
+        <w:t>). Tại vùng Hyderabad, lượng mưa (RF) là yếu tố quyết định trong mùa mưa (vụ Kharif từ tháng 6 đến tháng 10), nhiệt độ tối thiểu (Tmin) chi phối mạnh nhất trong mùa đông (vụ Rabi từ tháng 11 đến tháng 3), và nhiệt độ tối đa (Tmax) chi phối trong mùa hè (Summer từ tháng 3 đến tháng 5). Tuy nhiên, khi thiết lập thực nghiệm cho CWC(3, d), nhóm tác giả của bài báo gốc lại giữ cố định tổ hợp V = {Tmax, Tmin, RHmax} cho mọi mùa vụ, bỏ qua biến quan trọng nhất của mùa Kharif là lượng mưa (RF).</w:t>
       </w:r>
     </w:p>
     <w:p>
@@ -11815,49 +11214,7 @@
         <w:rPr>
           <w:color w:val="auto"/>
         </w:rPr>
-        <w:t xml:space="preserve">Để giải quyết bất cập này mà không rơi vào "lời nguyền chiều dữ liệu" của </w:t>
-      </w:r>
-      <w:proofErr w:type="gramStart"/>
-      <w:r>
-        <w:rPr>
-          <w:color w:val="auto"/>
-        </w:rPr>
-        <w:t>CWC(</w:t>
-      </w:r>
-      <w:proofErr w:type="gramEnd"/>
-      <w:r>
-        <w:rPr>
-          <w:color w:val="auto"/>
-        </w:rPr>
-        <w:t>5, 5), báo cáo đề xuất Cơ chế Lựa chọn Đặc trưng và Phân bổ Trọng số Thích ứng Động (Dynamic Seasonal &amp; Phenophase-aware Feature Weighting). Thay vì dùng một tập biến cứng nhắc, hệ thống tự động kích hoạt bộ lọc biến chủ đạo V_</w:t>
-      </w:r>
-      <w:proofErr w:type="gramStart"/>
-      <w:r>
-        <w:rPr>
-          <w:color w:val="auto"/>
-        </w:rPr>
-        <w:t>active(</w:t>
-      </w:r>
-      <w:proofErr w:type="gramEnd"/>
-      <w:r>
-        <w:rPr>
-          <w:color w:val="auto"/>
-        </w:rPr>
-        <w:t xml:space="preserve">pt, φ) và vector trọng số </w:t>
-      </w:r>
-      <w:proofErr w:type="gramStart"/>
-      <w:r>
-        <w:rPr>
-          <w:color w:val="auto"/>
-        </w:rPr>
-        <w:t>w(</w:t>
-      </w:r>
-      <w:proofErr w:type="gramEnd"/>
-      <w:r>
-        <w:rPr>
-          <w:color w:val="auto"/>
-        </w:rPr>
-        <w:t xml:space="preserve">pt, φ) dựa trên mùa vụ pt và giai đoạn sinh trưởng hiện tại φ của cây lúa như thiết kế trong </w:t>
+        <w:t xml:space="preserve">Để giải quyết bất cập này mà không rơi vào "lời nguyền chiều dữ liệu" của CWC(5, 5), báo cáo đề xuất Cơ chế Lựa chọn Đặc trưng và Phân bổ Trọng số Thích ứng Động (Dynamic Seasonal &amp; Phenophase-aware Feature Weighting). Thay vì dùng một tập biến cứng nhắc, hệ thống tự động kích hoạt bộ lọc biến chủ đạo V_active(pt, φ) và vector trọng số w(pt, φ) dựa trên mùa vụ pt và giai đoạn sinh trưởng hiện tại φ của cây lúa như thiết kế trong </w:t>
       </w:r>
       <w:hyperlink w:anchor="_Tbl_3_1" w:tooltip="Nhấn để tới Bảng 3.1" w:history="1">
         <w:r>
@@ -12613,21 +11970,7 @@
         <w:rPr>
           <w:color w:val="auto"/>
         </w:rPr>
-        <w:t>Trong thực tế sản xuất nông nghiệp, hai cánh đồng nằm trong cùng một trạm khí tượng (chịu cùng một điều kiện thời tiết CWC như nhau) vẫn có thể cần hai bản khuyến nghị hoàn toàn khác nhau nếu khác nhau về đặc tính thổ nhưỡng (đất phèn, đất mặn hay đất phù sa ngọt), chế độ thủy lợi (chủ động tưới tiêu hay nhờ nước trời) hoặc tình trạng sâu bệnh hiện hữu. Do đó, báo cáo đề xuất mở rộng bộ 6 thành phần CWC_</w:t>
-      </w:r>
-      <w:proofErr w:type="gramStart"/>
-      <w:r>
-        <w:rPr>
-          <w:color w:val="auto"/>
-        </w:rPr>
-        <w:t>i(</w:t>
-      </w:r>
-      <w:proofErr w:type="gramEnd"/>
-      <w:r>
-        <w:rPr>
-          <w:color w:val="auto"/>
-        </w:rPr>
-        <w:t>n, d) của đề tài gốc thành bộ 9 thành phần gọi là Điều kiện Thời tiết Danh mục Mở rộng Đa ngữ cảnh (Extended Category-based Weather Condition - ECWC):</w:t>
+        <w:t>Trong thực tế sản xuất nông nghiệp, hai cánh đồng nằm trong cùng một trạm khí tượng (chịu cùng một điều kiện thời tiết CWC như nhau) vẫn có thể cần hai bản khuyến nghị hoàn toàn khác nhau nếu khác nhau về đặc tính thổ nhưỡng (đất phèn, đất mặn hay đất phù sa ngọt), chế độ thủy lợi (chủ động tưới tiêu hay nhờ nước trời) hoặc tình trạng sâu bệnh hiện hữu. Do đó, báo cáo đề xuất mở rộng bộ 6 thành phần CWC_i(n, d) của đề tài gốc thành bộ 9 thành phần gọi là Điều kiện Thời tiết Danh mục Mở rộng Đa ngữ cảnh (Extended Category-based Weather Condition - ECWC):</w:t>
       </w:r>
     </w:p>
     <w:p>
@@ -12642,23 +11985,7 @@
           <w:b/>
           <w:color w:val="auto"/>
         </w:rPr>
-        <w:t>ECWC_</w:t>
-      </w:r>
-      <w:proofErr w:type="gramStart"/>
-      <w:r>
-        <w:rPr>
-          <w:b/>
-          <w:color w:val="auto"/>
-        </w:rPr>
-        <w:t>i(</w:t>
-      </w:r>
-      <w:proofErr w:type="gramEnd"/>
-      <w:r>
-        <w:rPr>
-          <w:b/>
-          <w:color w:val="auto"/>
-        </w:rPr>
-        <w:t>n, m, d) = &lt; i, n, m, s, d, V_weather, FC(V_weather), U_agro, C(U_agro) &gt;</w:t>
+        <w:t>ECWC_i(n, m, d) = &lt; i, n, m, s, d, V_weather, FC(V_weather), U_agro, C(U_agro) &gt;</w:t>
       </w:r>
     </w:p>
     <w:p>
@@ -13088,23 +12415,7 @@
                 <w:color w:val="auto"/>
                 <w:sz w:val="22"/>
               </w:rPr>
-              <w:t>{</w:t>
-            </w:r>
-            <w:proofErr w:type="gramStart"/>
-            <w:r>
-              <w:rPr>
-                <w:color w:val="auto"/>
-                <w:sz w:val="22"/>
-              </w:rPr>
-              <w:t>An</w:t>
-            </w:r>
-            <w:proofErr w:type="gramEnd"/>
-            <w:r>
-              <w:rPr>
-                <w:color w:val="auto"/>
-                <w:sz w:val="22"/>
-              </w:rPr>
-              <w:t xml:space="preserve"> toàn (Mức 0), Cảnh báo nhẹ (Mức 1), Nguy cơ bùng phát dịch đạo ôn/rầy nâu (Mức 2)}</w:t>
+              <w:t>{An toàn (Mức 0), Cảnh báo nhẹ (Mức 1), Nguy cơ bùng phát dịch đạo ôn/rầy nâu (Mức 2)}</w:t>
             </w:r>
           </w:p>
         </w:tc>
@@ -14190,35 +13501,7 @@
               <w:rPr>
                 <w:sz w:val="22"/>
               </w:rPr>
-              <w:t xml:space="preserve">Các tổ hợp biến </w:t>
-            </w:r>
-            <w:proofErr w:type="gramStart"/>
-            <w:r>
-              <w:rPr>
-                <w:sz w:val="22"/>
-              </w:rPr>
-              <w:t>WC(</w:t>
-            </w:r>
-            <w:proofErr w:type="gramEnd"/>
-            <w:r>
-              <w:rPr>
-                <w:sz w:val="22"/>
-              </w:rPr>
-              <w:t xml:space="preserve">n, d) và </w:t>
-            </w:r>
-            <w:proofErr w:type="gramStart"/>
-            <w:r>
-              <w:rPr>
-                <w:sz w:val="22"/>
-              </w:rPr>
-              <w:t>CWC(</w:t>
-            </w:r>
-            <w:proofErr w:type="gramEnd"/>
-            <w:r>
-              <w:rPr>
-                <w:sz w:val="22"/>
-              </w:rPr>
-              <w:t>n, d)</w:t>
+              <w:t>Các tổ hợp biến WC(n, d) và CWC(n, d)</w:t>
             </w:r>
           </w:p>
         </w:tc>
@@ -14303,49 +13586,7 @@
               <w:rPr>
                 <w:sz w:val="22"/>
               </w:rPr>
-              <w:t xml:space="preserve">Đối sánh 3 mô hình: (1) Mô hình số thực </w:t>
-            </w:r>
-            <w:proofErr w:type="gramStart"/>
-            <w:r>
-              <w:rPr>
-                <w:sz w:val="22"/>
-              </w:rPr>
-              <w:t>WC(</w:t>
-            </w:r>
-            <w:proofErr w:type="gramEnd"/>
-            <w:r>
-              <w:rPr>
-                <w:sz w:val="22"/>
-              </w:rPr>
-              <w:t xml:space="preserve">n, d); (2) Mô hình danh mục cứng Baseline </w:t>
-            </w:r>
-            <w:proofErr w:type="gramStart"/>
-            <w:r>
-              <w:rPr>
-                <w:sz w:val="22"/>
-              </w:rPr>
-              <w:t>CWC(</w:t>
-            </w:r>
-            <w:proofErr w:type="gramEnd"/>
-            <w:r>
-              <w:rPr>
-                <w:sz w:val="22"/>
-              </w:rPr>
-              <w:t xml:space="preserve">n, d) của Alugubelly et al. (2019); và (3) Mô hình cải tiến Fuzzy-Dynamic </w:t>
-            </w:r>
-            <w:proofErr w:type="gramStart"/>
-            <w:r>
-              <w:rPr>
-                <w:sz w:val="22"/>
-              </w:rPr>
-              <w:t>CWC(</w:t>
-            </w:r>
-            <w:proofErr w:type="gramEnd"/>
-            <w:r>
-              <w:rPr>
-                <w:sz w:val="22"/>
-              </w:rPr>
-              <w:t>n, d) với ngưỡng tương đồng θ = 0.85.</w:t>
+              <w:t>Đối sánh 3 mô hình: (1) Mô hình số thực WC(n, d); (2) Mô hình danh mục cứng Baseline CWC(n, d) của Alugubelly et al. (2019); và (3) Mô hình cải tiến Fuzzy-Dynamic CWC(n, d) với ngưỡng tương đồng θ = 0.85.</w:t>
             </w:r>
           </w:p>
         </w:tc>
@@ -14377,15 +13618,7 @@
         <w:jc w:val="both"/>
       </w:pPr>
       <w:r>
-        <w:t xml:space="preserve">Trong kịch bản đầu tiên với loại chu kỳ pt = Year (k = 30 năm), thực nghiệm tiến hành đo lường độ bao phủ </w:t>
-      </w:r>
-      <w:proofErr w:type="gramStart"/>
-      <w:r>
-        <w:t>CP(</w:t>
-      </w:r>
-      <w:proofErr w:type="gramEnd"/>
-      <w:r>
-        <w:t xml:space="preserve">p_i / Pset) khi số lượng biến thời tiết n tăng dần từ 1 đến 5. </w:t>
+        <w:t xml:space="preserve">Trong kịch bản đầu tiên với loại chu kỳ pt = Year (k = 30 năm), thực nghiệm tiến hành đo lường độ bao phủ CP(p_i / Pset) khi số lượng biến thời tiết n tăng dần từ 1 đến 5. </w:t>
       </w:r>
       <w:hyperlink w:anchor="_Tbl_4_2" w:tooltip="Nhấn để tới Bảng 4.2" w:history="1">
         <w:r>
@@ -14393,23 +13626,7 @@
         </w:r>
       </w:hyperlink>
       <w:r>
-        <w:t xml:space="preserve"> trình bày kết quả đối sánh trực diện giữa mô hình số thực </w:t>
-      </w:r>
-      <w:proofErr w:type="gramStart"/>
-      <w:r>
-        <w:t>WC(</w:t>
-      </w:r>
-      <w:proofErr w:type="gramEnd"/>
-      <w:r>
-        <w:t xml:space="preserve">n, 1) và mô hình danh mục </w:t>
-      </w:r>
-      <w:proofErr w:type="gramStart"/>
-      <w:r>
-        <w:t>CWC(</w:t>
-      </w:r>
-      <w:proofErr w:type="gramEnd"/>
-      <w:r>
-        <w:t>n, 1) tại chu kỳ thứ 5 (p_5, tức sau 4 năm tích lũy dữ liệu lịch sử).</w:t>
+        <w:t xml:space="preserve"> trình bày kết quả đối sánh trực diện giữa mô hình số thực WC(n, 1) và mô hình danh mục CWC(n, 1) tại chu kỳ thứ 5 (p_5, tức sau 4 năm tích lũy dữ liệu lịch sử).</w:t>
       </w:r>
     </w:p>
     <w:p>
@@ -15155,23 +14372,7 @@
         </w:r>
       </w:hyperlink>
       <w:r>
-        <w:t xml:space="preserve"> chứng minh một cách thuyết phục nhận định lý thuyết tại Chương 2: Đối với mô hình số thực </w:t>
-      </w:r>
-      <w:proofErr w:type="gramStart"/>
-      <w:r>
-        <w:t>WC(</w:t>
-      </w:r>
-      <w:proofErr w:type="gramEnd"/>
-      <w:r>
-        <w:t xml:space="preserve">n, 1), khi chỉ xét 1 biến nhiệt độ Tmax (n = 1), tỷ lệ trùng khớp đạt 98%, nhưng khi thêm biến Tmin (n = 2), độ bao phủ lập tức lao dốc xuống chỉ còn 20%. Đặc biệt, từ n = 3 đến n = 5 biến, độ bao phủ của WC số thực sụp đổ hoàn toàn về 0%. Ngược lại, nhờ gom nhóm ngữ nghĩa qua bảng WCT, mô hình </w:t>
-      </w:r>
-      <w:proofErr w:type="gramStart"/>
-      <w:r>
-        <w:t>CWC(</w:t>
-      </w:r>
-      <w:proofErr w:type="gramEnd"/>
-      <w:r>
-        <w:t xml:space="preserve">n, 1) duy trì độ bao phủ từ 81% đến 100% ở cả 5 cấp độ biến. </w:t>
+        <w:t xml:space="preserve"> chứng minh một cách thuyết phục nhận định lý thuyết tại Chương 2: Đối với mô hình số thực WC(n, 1), khi chỉ xét 1 biến nhiệt độ Tmax (n = 1), tỷ lệ trùng khớp đạt 98%, nhưng khi thêm biến Tmin (n = 2), độ bao phủ lập tức lao dốc xuống chỉ còn 20%. Đặc biệt, từ n = 3 đến n = 5 biến, độ bao phủ của WC số thực sụp đổ hoàn toàn về 0%. Ngược lại, nhờ gom nhóm ngữ nghĩa qua bảng WCT, mô hình CWC(n, 1) duy trì độ bao phủ từ 81% đến 100% ở cả 5 cấp độ biến. </w:t>
       </w:r>
       <w:hyperlink w:anchor="_Tbl_4_3" w:tooltip="Nhấn để tới Bảng 4.3" w:history="1">
         <w:r>
@@ -15179,15 +14380,7 @@
         </w:r>
       </w:hyperlink>
       <w:r>
-        <w:t xml:space="preserve"> chi tiết hóa quy luật tăng trưởng độ bao phủ CP của </w:t>
-      </w:r>
-      <w:proofErr w:type="gramStart"/>
-      <w:r>
-        <w:t>CWC(</w:t>
-      </w:r>
-      <w:proofErr w:type="gramEnd"/>
-      <w:r>
-        <w:t>n, d) theo thời gian tích lũy tại các năm thứ 3, 5, 7 và 10.</w:t>
+        <w:t xml:space="preserve"> chi tiết hóa quy luật tăng trưởng độ bao phủ CP của CWC(n, d) theo thời gian tích lũy tại các năm thứ 3, 5, 7 và 10.</w:t>
       </w:r>
     </w:p>
     <w:p>
@@ -15196,15 +14389,7 @@
       </w:pPr>
       <w:bookmarkStart w:id="42" w:name="_Tbl_4_3"/>
       <w:r>
-        <w:t xml:space="preserve">Bảng 4.3: Kết quả độ bao phủ CP (%) của </w:t>
-      </w:r>
-      <w:proofErr w:type="gramStart"/>
-      <w:r>
-        <w:t>CWC(</w:t>
-      </w:r>
-      <w:proofErr w:type="gramEnd"/>
-      <w:r>
-        <w:t>n, d) với chu kỳ pt = Năm tại các mốc p_i = 3, 5, 7 và 10 (Alugubelly et al., 2019)</w:t>
+        <w:t>Bảng 4.3: Kết quả độ bao phủ CP (%) của CWC(n, d) với chu kỳ pt = Năm tại các mốc p_i = 3, 5, 7 và 10 (Alugubelly et al., 2019)</w:t>
       </w:r>
       <w:bookmarkEnd w:id="42"/>
     </w:p>
@@ -15273,21 +14458,12 @@
               <w:spacing w:before="60" w:after="60" w:line="276" w:lineRule="auto"/>
               <w:jc w:val="center"/>
             </w:pPr>
-            <w:proofErr w:type="gramStart"/>
             <w:r>
               <w:rPr>
                 <w:b/>
                 <w:sz w:val="22"/>
               </w:rPr>
-              <w:t>CWC(</w:t>
-            </w:r>
-            <w:proofErr w:type="gramEnd"/>
-            <w:r>
-              <w:rPr>
-                <w:b/>
-                <w:sz w:val="22"/>
-              </w:rPr>
-              <w:t>1,1)</w:t>
+              <w:t>CWC(1,1)</w:t>
             </w:r>
           </w:p>
         </w:tc>
@@ -15302,21 +14478,12 @@
               <w:spacing w:before="60" w:after="60" w:line="276" w:lineRule="auto"/>
               <w:jc w:val="center"/>
             </w:pPr>
-            <w:proofErr w:type="gramStart"/>
             <w:r>
               <w:rPr>
                 <w:b/>
                 <w:sz w:val="22"/>
               </w:rPr>
-              <w:t>CWC(</w:t>
-            </w:r>
-            <w:proofErr w:type="gramEnd"/>
-            <w:r>
-              <w:rPr>
-                <w:b/>
-                <w:sz w:val="22"/>
-              </w:rPr>
-              <w:t>2,1)</w:t>
+              <w:t>CWC(2,1)</w:t>
             </w:r>
           </w:p>
         </w:tc>
@@ -15331,21 +14498,12 @@
               <w:spacing w:before="60" w:after="60" w:line="276" w:lineRule="auto"/>
               <w:jc w:val="center"/>
             </w:pPr>
-            <w:proofErr w:type="gramStart"/>
             <w:r>
               <w:rPr>
                 <w:b/>
                 <w:sz w:val="22"/>
               </w:rPr>
-              <w:t>CWC(</w:t>
-            </w:r>
-            <w:proofErr w:type="gramEnd"/>
-            <w:r>
-              <w:rPr>
-                <w:b/>
-                <w:sz w:val="22"/>
-              </w:rPr>
-              <w:t>3,1)</w:t>
+              <w:t>CWC(3,1)</w:t>
             </w:r>
           </w:p>
         </w:tc>
@@ -15360,21 +14518,12 @@
               <w:spacing w:before="60" w:after="60" w:line="276" w:lineRule="auto"/>
               <w:jc w:val="center"/>
             </w:pPr>
-            <w:proofErr w:type="gramStart"/>
             <w:r>
               <w:rPr>
                 <w:b/>
                 <w:sz w:val="22"/>
               </w:rPr>
-              <w:t>CWC(</w:t>
-            </w:r>
-            <w:proofErr w:type="gramEnd"/>
-            <w:r>
-              <w:rPr>
-                <w:b/>
-                <w:sz w:val="22"/>
-              </w:rPr>
-              <w:t>4,1)</w:t>
+              <w:t>CWC(4,1)</w:t>
             </w:r>
           </w:p>
         </w:tc>
@@ -15389,21 +14538,12 @@
               <w:spacing w:before="60" w:after="60" w:line="276" w:lineRule="auto"/>
               <w:jc w:val="center"/>
             </w:pPr>
-            <w:proofErr w:type="gramStart"/>
             <w:r>
               <w:rPr>
                 <w:b/>
                 <w:sz w:val="22"/>
               </w:rPr>
-              <w:t>CWC(</w:t>
-            </w:r>
-            <w:proofErr w:type="gramEnd"/>
-            <w:r>
-              <w:rPr>
-                <w:b/>
-                <w:sz w:val="22"/>
-              </w:rPr>
-              <w:t>5,1)</w:t>
+              <w:t>CWC(5,1)</w:t>
             </w:r>
           </w:p>
         </w:tc>
@@ -15418,21 +14558,12 @@
               <w:spacing w:before="60" w:after="60" w:line="276" w:lineRule="auto"/>
               <w:jc w:val="center"/>
             </w:pPr>
-            <w:proofErr w:type="gramStart"/>
             <w:r>
               <w:rPr>
                 <w:b/>
                 <w:sz w:val="22"/>
               </w:rPr>
-              <w:t>CWC(</w:t>
-            </w:r>
-            <w:proofErr w:type="gramEnd"/>
-            <w:r>
-              <w:rPr>
-                <w:b/>
-                <w:sz w:val="22"/>
-              </w:rPr>
-              <w:t>1,5)</w:t>
+              <w:t>CWC(1,5)</w:t>
             </w:r>
           </w:p>
         </w:tc>
@@ -15447,21 +14578,12 @@
               <w:spacing w:before="60" w:after="60" w:line="276" w:lineRule="auto"/>
               <w:jc w:val="center"/>
             </w:pPr>
-            <w:proofErr w:type="gramStart"/>
             <w:r>
               <w:rPr>
                 <w:b/>
                 <w:sz w:val="22"/>
               </w:rPr>
-              <w:t>CWC(</w:t>
-            </w:r>
-            <w:proofErr w:type="gramEnd"/>
-            <w:r>
-              <w:rPr>
-                <w:b/>
-                <w:sz w:val="22"/>
-              </w:rPr>
-              <w:t>2,5)</w:t>
+              <w:t>CWC(2,5)</w:t>
             </w:r>
           </w:p>
         </w:tc>
@@ -15476,21 +14598,12 @@
               <w:spacing w:before="60" w:after="60" w:line="276" w:lineRule="auto"/>
               <w:jc w:val="center"/>
             </w:pPr>
-            <w:proofErr w:type="gramStart"/>
             <w:r>
               <w:rPr>
                 <w:b/>
                 <w:sz w:val="22"/>
               </w:rPr>
-              <w:t>CWC(</w:t>
-            </w:r>
-            <w:proofErr w:type="gramEnd"/>
-            <w:r>
-              <w:rPr>
-                <w:b/>
-                <w:sz w:val="22"/>
-              </w:rPr>
-              <w:t>3,5)</w:t>
+              <w:t>CWC(3,5)</w:t>
             </w:r>
           </w:p>
         </w:tc>
@@ -15505,21 +14618,12 @@
               <w:spacing w:before="60" w:after="60" w:line="276" w:lineRule="auto"/>
               <w:jc w:val="center"/>
             </w:pPr>
-            <w:proofErr w:type="gramStart"/>
             <w:r>
               <w:rPr>
                 <w:b/>
                 <w:sz w:val="22"/>
               </w:rPr>
-              <w:t>CWC(</w:t>
-            </w:r>
-            <w:proofErr w:type="gramEnd"/>
-            <w:r>
-              <w:rPr>
-                <w:b/>
-                <w:sz w:val="22"/>
-              </w:rPr>
-              <w:t>4,5)</w:t>
+              <w:t>CWC(4,5)</w:t>
             </w:r>
           </w:p>
         </w:tc>
@@ -15534,21 +14638,12 @@
               <w:spacing w:before="60" w:after="60" w:line="276" w:lineRule="auto"/>
               <w:jc w:val="center"/>
             </w:pPr>
-            <w:proofErr w:type="gramStart"/>
             <w:r>
               <w:rPr>
                 <w:b/>
                 <w:sz w:val="22"/>
               </w:rPr>
-              <w:t>CWC(</w:t>
-            </w:r>
-            <w:proofErr w:type="gramEnd"/>
-            <w:r>
-              <w:rPr>
-                <w:b/>
-                <w:sz w:val="22"/>
-              </w:rPr>
-              <w:t>5,5)</w:t>
+              <w:t>CWC(5,5)</w:t>
             </w:r>
           </w:p>
         </w:tc>
@@ -16417,23 +15512,7 @@
         </w:r>
       </w:hyperlink>
       <w:r>
-        <w:t xml:space="preserve">, ta rút ra hai quy luật quan trọng: Thứ nhất, với cấu hình 3 biến chủ đạo </w:t>
-      </w:r>
-      <w:proofErr w:type="gramStart"/>
-      <w:r>
-        <w:t>CWC(</w:t>
-      </w:r>
-      <w:proofErr w:type="gramEnd"/>
-      <w:r>
-        <w:t xml:space="preserve">3, 1) và </w:t>
-      </w:r>
-      <w:proofErr w:type="gramStart"/>
-      <w:r>
-        <w:t>CWC(</w:t>
-      </w:r>
-      <w:proofErr w:type="gramEnd"/>
-      <w:r>
-        <w:t>3, 5), chỉ ngay tại năm thứ 3 (tức sau khi chuẩn bị nội dung khuyến nghị cho 2 năm đầu tiên), hệ thống đã có thể tái sử dụng lần lượt 94% (cho dự báo 1 ngày) và 83% (cho dự báo 5 ngày). Đến năm thứ 7, con số này đạt ngưỡng bão hòa rất cao là 99% và 95%. Thứ hai, độ bao phủ của d = 5 thấp hơn nhẹ so với d = 1 do tổng số mẫu CWC được tạo ra trong mỗi chu kỳ khi chia khung 5 ngày (⌊D_p / 5⌋) ít hơn 5 lần so với chia khung 1 ngày, làm giảm kích thước tập mẫu lịch sử Pset ở những năm đầu.</w:t>
+        <w:t>, ta rút ra hai quy luật quan trọng: Thứ nhất, với cấu hình 3 biến chủ đạo CWC(3, 1) và CWC(3, 5), chỉ ngay tại năm thứ 3 (tức sau khi chuẩn bị nội dung khuyến nghị cho 2 năm đầu tiên), hệ thống đã có thể tái sử dụng lần lượt 94% (cho dự báo 1 ngày) và 83% (cho dự báo 5 ngày). Đến năm thứ 7, con số này đạt ngưỡng bão hòa rất cao là 99% và 95%. Thứ hai, độ bao phủ của d = 5 thấp hơn nhẹ so với d = 1 do tổng số mẫu CWC được tạo ra trong mỗi chu kỳ khi chia khung 5 ngày (⌊D_p / 5⌋) ít hơn 5 lần so với chia khung 1 ngày, làm giảm kích thước tập mẫu lịch sử Pset ở những năm đầu.</w:t>
       </w:r>
     </w:p>
     <w:p>
@@ -16470,15 +15549,7 @@
       </w:pPr>
       <w:bookmarkStart w:id="44" w:name="_Tbl_4_4"/>
       <w:r>
-        <w:t xml:space="preserve">Bảng 4.4: Kết quả độ bao phủ CP (%) của </w:t>
-      </w:r>
-      <w:proofErr w:type="gramStart"/>
-      <w:r>
-        <w:t>CWC(</w:t>
-      </w:r>
-      <w:proofErr w:type="gramEnd"/>
-      <w:r>
-        <w:t>n, d) với chu kỳ pt = Mùa vụ Rabi tại các mốc p_i = 3, 5, 7 và 10 (Alugubelly et al., 2019)</w:t>
+        <w:t>Bảng 4.4: Kết quả độ bao phủ CP (%) của CWC(n, d) với chu kỳ pt = Mùa vụ Rabi tại các mốc p_i = 3, 5, 7 và 10 (Alugubelly et al., 2019)</w:t>
       </w:r>
       <w:bookmarkEnd w:id="44"/>
     </w:p>
@@ -16547,21 +15618,12 @@
               <w:spacing w:before="60" w:after="60" w:line="276" w:lineRule="auto"/>
               <w:jc w:val="center"/>
             </w:pPr>
-            <w:proofErr w:type="gramStart"/>
             <w:r>
               <w:rPr>
                 <w:b/>
                 <w:sz w:val="22"/>
               </w:rPr>
-              <w:t>CWC(</w:t>
-            </w:r>
-            <w:proofErr w:type="gramEnd"/>
-            <w:r>
-              <w:rPr>
-                <w:b/>
-                <w:sz w:val="22"/>
-              </w:rPr>
-              <w:t>1,1)</w:t>
+              <w:t>CWC(1,1)</w:t>
             </w:r>
           </w:p>
         </w:tc>
@@ -16576,21 +15638,12 @@
               <w:spacing w:before="60" w:after="60" w:line="276" w:lineRule="auto"/>
               <w:jc w:val="center"/>
             </w:pPr>
-            <w:proofErr w:type="gramStart"/>
             <w:r>
               <w:rPr>
                 <w:b/>
                 <w:sz w:val="22"/>
               </w:rPr>
-              <w:t>CWC(</w:t>
-            </w:r>
-            <w:proofErr w:type="gramEnd"/>
-            <w:r>
-              <w:rPr>
-                <w:b/>
-                <w:sz w:val="22"/>
-              </w:rPr>
-              <w:t>2,1)</w:t>
+              <w:t>CWC(2,1)</w:t>
             </w:r>
           </w:p>
         </w:tc>
@@ -16605,21 +15658,12 @@
               <w:spacing w:before="60" w:after="60" w:line="276" w:lineRule="auto"/>
               <w:jc w:val="center"/>
             </w:pPr>
-            <w:proofErr w:type="gramStart"/>
             <w:r>
               <w:rPr>
                 <w:b/>
                 <w:sz w:val="22"/>
               </w:rPr>
-              <w:t>CWC(</w:t>
-            </w:r>
-            <w:proofErr w:type="gramEnd"/>
-            <w:r>
-              <w:rPr>
-                <w:b/>
-                <w:sz w:val="22"/>
-              </w:rPr>
-              <w:t>3,1)</w:t>
+              <w:t>CWC(3,1)</w:t>
             </w:r>
           </w:p>
         </w:tc>
@@ -16634,21 +15678,12 @@
               <w:spacing w:before="60" w:after="60" w:line="276" w:lineRule="auto"/>
               <w:jc w:val="center"/>
             </w:pPr>
-            <w:proofErr w:type="gramStart"/>
             <w:r>
               <w:rPr>
                 <w:b/>
                 <w:sz w:val="22"/>
               </w:rPr>
-              <w:t>CWC(</w:t>
-            </w:r>
-            <w:proofErr w:type="gramEnd"/>
-            <w:r>
-              <w:rPr>
-                <w:b/>
-                <w:sz w:val="22"/>
-              </w:rPr>
-              <w:t>4,1)</w:t>
+              <w:t>CWC(4,1)</w:t>
             </w:r>
           </w:p>
         </w:tc>
@@ -16663,21 +15698,12 @@
               <w:spacing w:before="60" w:after="60" w:line="276" w:lineRule="auto"/>
               <w:jc w:val="center"/>
             </w:pPr>
-            <w:proofErr w:type="gramStart"/>
             <w:r>
               <w:rPr>
                 <w:b/>
                 <w:sz w:val="22"/>
               </w:rPr>
-              <w:t>CWC(</w:t>
-            </w:r>
-            <w:proofErr w:type="gramEnd"/>
-            <w:r>
-              <w:rPr>
-                <w:b/>
-                <w:sz w:val="22"/>
-              </w:rPr>
-              <w:t>5,1)</w:t>
+              <w:t>CWC(5,1)</w:t>
             </w:r>
           </w:p>
         </w:tc>
@@ -16692,21 +15718,12 @@
               <w:spacing w:before="60" w:after="60" w:line="276" w:lineRule="auto"/>
               <w:jc w:val="center"/>
             </w:pPr>
-            <w:proofErr w:type="gramStart"/>
             <w:r>
               <w:rPr>
                 <w:b/>
                 <w:sz w:val="22"/>
               </w:rPr>
-              <w:t>CWC(</w:t>
-            </w:r>
-            <w:proofErr w:type="gramEnd"/>
-            <w:r>
-              <w:rPr>
-                <w:b/>
-                <w:sz w:val="22"/>
-              </w:rPr>
-              <w:t>1,5)</w:t>
+              <w:t>CWC(1,5)</w:t>
             </w:r>
           </w:p>
         </w:tc>
@@ -16721,21 +15738,12 @@
               <w:spacing w:before="60" w:after="60" w:line="276" w:lineRule="auto"/>
               <w:jc w:val="center"/>
             </w:pPr>
-            <w:proofErr w:type="gramStart"/>
             <w:r>
               <w:rPr>
                 <w:b/>
                 <w:sz w:val="22"/>
               </w:rPr>
-              <w:t>CWC(</w:t>
-            </w:r>
-            <w:proofErr w:type="gramEnd"/>
-            <w:r>
-              <w:rPr>
-                <w:b/>
-                <w:sz w:val="22"/>
-              </w:rPr>
-              <w:t>2,5)</w:t>
+              <w:t>CWC(2,5)</w:t>
             </w:r>
           </w:p>
         </w:tc>
@@ -16750,21 +15758,12 @@
               <w:spacing w:before="60" w:after="60" w:line="276" w:lineRule="auto"/>
               <w:jc w:val="center"/>
             </w:pPr>
-            <w:proofErr w:type="gramStart"/>
             <w:r>
               <w:rPr>
                 <w:b/>
                 <w:sz w:val="22"/>
               </w:rPr>
-              <w:t>CWC(</w:t>
-            </w:r>
-            <w:proofErr w:type="gramEnd"/>
-            <w:r>
-              <w:rPr>
-                <w:b/>
-                <w:sz w:val="22"/>
-              </w:rPr>
-              <w:t>3,5)</w:t>
+              <w:t>CWC(3,5)</w:t>
             </w:r>
           </w:p>
         </w:tc>
@@ -16779,21 +15778,12 @@
               <w:spacing w:before="60" w:after="60" w:line="276" w:lineRule="auto"/>
               <w:jc w:val="center"/>
             </w:pPr>
-            <w:proofErr w:type="gramStart"/>
             <w:r>
               <w:rPr>
                 <w:b/>
                 <w:sz w:val="22"/>
               </w:rPr>
-              <w:t>CWC(</w:t>
-            </w:r>
-            <w:proofErr w:type="gramEnd"/>
-            <w:r>
-              <w:rPr>
-                <w:b/>
-                <w:sz w:val="22"/>
-              </w:rPr>
-              <w:t>4,5)</w:t>
+              <w:t>CWC(4,5)</w:t>
             </w:r>
           </w:p>
         </w:tc>
@@ -16808,21 +15798,12 @@
               <w:spacing w:before="60" w:after="60" w:line="276" w:lineRule="auto"/>
               <w:jc w:val="center"/>
             </w:pPr>
-            <w:proofErr w:type="gramStart"/>
             <w:r>
               <w:rPr>
                 <w:b/>
                 <w:sz w:val="22"/>
               </w:rPr>
-              <w:t>CWC(</w:t>
-            </w:r>
-            <w:proofErr w:type="gramEnd"/>
-            <w:r>
-              <w:rPr>
-                <w:b/>
-                <w:sz w:val="22"/>
-              </w:rPr>
-              <w:t>5,5)</w:t>
+              <w:t>CWC(5,5)</w:t>
             </w:r>
           </w:p>
         </w:tc>
@@ -17691,47 +16672,7 @@
         </w:r>
       </w:hyperlink>
       <w:r>
-        <w:t xml:space="preserve">, tại vụ Rabi thứ 3 (p_3), cấu hình </w:t>
-      </w:r>
-      <w:proofErr w:type="gramStart"/>
-      <w:r>
-        <w:t>CWC(</w:t>
-      </w:r>
-      <w:proofErr w:type="gramEnd"/>
-      <w:r>
-        <w:t xml:space="preserve">3, 1) và </w:t>
-      </w:r>
-      <w:proofErr w:type="gramStart"/>
-      <w:r>
-        <w:t>CWC(</w:t>
-      </w:r>
-      <w:proofErr w:type="gramEnd"/>
-      <w:r>
-        <w:t xml:space="preserve">3, 5) đã đạt độ bao phủ lần lượt là 82% và 76%. Đến vụ thứ 10 (p_10), </w:t>
-      </w:r>
-      <w:proofErr w:type="gramStart"/>
-      <w:r>
-        <w:t>CWC(</w:t>
-      </w:r>
-      <w:proofErr w:type="gramEnd"/>
-      <w:r>
-        <w:t xml:space="preserve">3, 1) đạt độ phủ tuyệt đối 100% và </w:t>
-      </w:r>
-      <w:proofErr w:type="gramStart"/>
-      <w:r>
-        <w:t>CWC(</w:t>
-      </w:r>
-      <w:proofErr w:type="gramEnd"/>
-      <w:r>
-        <w:t xml:space="preserve">3, 5) đạt 90%; ngay cả khi xét toàn bộ 5 biến thời tiết trong 5 ngày là </w:t>
-      </w:r>
-      <w:proofErr w:type="gramStart"/>
-      <w:r>
-        <w:t>CWC(</w:t>
-      </w:r>
-      <w:proofErr w:type="gramEnd"/>
-      <w:r>
-        <w:t>5, 5), độ bao phủ cũng đạt 78% từ vụ thứ 7 trở đi. Xu hướng tương tự cũng được ghi nhận trên cả hai vụ Kharif và Summer.</w:t>
+        <w:t>, tại vụ Rabi thứ 3 (p_3), cấu hình CWC(3, 1) và CWC(3, 5) đã đạt độ bao phủ lần lượt là 82% và 76%. Đến vụ thứ 10 (p_10), CWC(3, 1) đạt độ phủ tuyệt đối 100% và CWC(3, 5) đạt 90%; ngay cả khi xét toàn bộ 5 biến thời tiết trong 5 ngày là CWC(5, 5), độ bao phủ cũng đạt 78% từ vụ thứ 7 trở đi. Xu hướng tương tự cũng được ghi nhận trên cả hai vụ Kharif và Summer.</w:t>
       </w:r>
     </w:p>
     <w:p>
@@ -17758,15 +16699,7 @@
         </w:r>
       </w:hyperlink>
       <w:r>
-        <w:t xml:space="preserve">). Với thời lượng d = 5 ngày, một giai đoạn kéo dài 4 tuần (28 ngày) chỉ sinh ra khoảng 5 mẫu </w:t>
-      </w:r>
-      <w:proofErr w:type="gramStart"/>
-      <w:r>
-        <w:t>CWC(</w:t>
-      </w:r>
-      <w:proofErr w:type="gramEnd"/>
-      <w:r>
-        <w:t xml:space="preserve">n, 5) mỗi năm. </w:t>
+        <w:t xml:space="preserve">). Với thời lượng d = 5 ngày, một giai đoạn kéo dài 4 tuần (28 ngày) chỉ sinh ra khoảng 5 mẫu CWC(n, 5) mỗi năm. </w:t>
       </w:r>
       <w:hyperlink w:anchor="_Tbl_4_5" w:tooltip="Nhấn để tới Bảng 4.5" w:history="1">
         <w:r>
@@ -17774,15 +16707,7 @@
         </w:r>
       </w:hyperlink>
       <w:r>
-        <w:t xml:space="preserve"> tổng hợp kết quả độ bao phủ </w:t>
-      </w:r>
-      <w:proofErr w:type="gramStart"/>
-      <w:r>
-        <w:t>CP(</w:t>
-      </w:r>
-      <w:proofErr w:type="gramEnd"/>
-      <w:r>
-        <w:t>%) của giai đoạn nhạy cảm nhất là Trổ bông / Trổ hoa (Flowering phenophase) trong cả hai vụ Kharif (6 tuần) và vụ Rabi (5 tuần).</w:t>
+        <w:t xml:space="preserve"> tổng hợp kết quả độ bao phủ CP(%) của giai đoạn nhạy cảm nhất là Trổ bông / Trổ hoa (Flowering phenophase) trong cả hai vụ Kharif (6 tuần) và vụ Rabi (5 tuần).</w:t>
       </w:r>
     </w:p>
     <w:p>
@@ -17860,21 +16785,12 @@
               <w:spacing w:before="60" w:after="60" w:line="276" w:lineRule="auto"/>
               <w:jc w:val="center"/>
             </w:pPr>
-            <w:proofErr w:type="gramStart"/>
             <w:r>
               <w:rPr>
                 <w:b/>
                 <w:sz w:val="22"/>
               </w:rPr>
-              <w:t>CWC(</w:t>
-            </w:r>
-            <w:proofErr w:type="gramEnd"/>
-            <w:r>
-              <w:rPr>
-                <w:b/>
-                <w:sz w:val="22"/>
-              </w:rPr>
-              <w:t>1,1)</w:t>
+              <w:t>CWC(1,1)</w:t>
             </w:r>
           </w:p>
         </w:tc>
@@ -17889,21 +16805,12 @@
               <w:spacing w:before="60" w:after="60" w:line="276" w:lineRule="auto"/>
               <w:jc w:val="center"/>
             </w:pPr>
-            <w:proofErr w:type="gramStart"/>
             <w:r>
               <w:rPr>
                 <w:b/>
                 <w:sz w:val="22"/>
               </w:rPr>
-              <w:t>CWC(</w:t>
-            </w:r>
-            <w:proofErr w:type="gramEnd"/>
-            <w:r>
-              <w:rPr>
-                <w:b/>
-                <w:sz w:val="22"/>
-              </w:rPr>
-              <w:t>2,1)</w:t>
+              <w:t>CWC(2,1)</w:t>
             </w:r>
           </w:p>
         </w:tc>
@@ -17918,21 +16825,12 @@
               <w:spacing w:before="60" w:after="60" w:line="276" w:lineRule="auto"/>
               <w:jc w:val="center"/>
             </w:pPr>
-            <w:proofErr w:type="gramStart"/>
             <w:r>
               <w:rPr>
                 <w:b/>
                 <w:sz w:val="22"/>
               </w:rPr>
-              <w:t>CWC(</w:t>
-            </w:r>
-            <w:proofErr w:type="gramEnd"/>
-            <w:r>
-              <w:rPr>
-                <w:b/>
-                <w:sz w:val="22"/>
-              </w:rPr>
-              <w:t>3,1)</w:t>
+              <w:t>CWC(3,1)</w:t>
             </w:r>
           </w:p>
         </w:tc>
@@ -17947,21 +16845,12 @@
               <w:spacing w:before="60" w:after="60" w:line="276" w:lineRule="auto"/>
               <w:jc w:val="center"/>
             </w:pPr>
-            <w:proofErr w:type="gramStart"/>
             <w:r>
               <w:rPr>
                 <w:b/>
                 <w:sz w:val="22"/>
               </w:rPr>
-              <w:t>CWC(</w:t>
-            </w:r>
-            <w:proofErr w:type="gramEnd"/>
-            <w:r>
-              <w:rPr>
-                <w:b/>
-                <w:sz w:val="22"/>
-              </w:rPr>
-              <w:t>4,1)</w:t>
+              <w:t>CWC(4,1)</w:t>
             </w:r>
           </w:p>
         </w:tc>
@@ -17976,21 +16865,12 @@
               <w:spacing w:before="60" w:after="60" w:line="276" w:lineRule="auto"/>
               <w:jc w:val="center"/>
             </w:pPr>
-            <w:proofErr w:type="gramStart"/>
             <w:r>
               <w:rPr>
                 <w:b/>
                 <w:sz w:val="22"/>
               </w:rPr>
-              <w:t>CWC(</w:t>
-            </w:r>
-            <w:proofErr w:type="gramEnd"/>
-            <w:r>
-              <w:rPr>
-                <w:b/>
-                <w:sz w:val="22"/>
-              </w:rPr>
-              <w:t>5,1)</w:t>
+              <w:t>CWC(5,1)</w:t>
             </w:r>
           </w:p>
         </w:tc>
@@ -18005,21 +16885,12 @@
               <w:spacing w:before="60" w:after="60" w:line="276" w:lineRule="auto"/>
               <w:jc w:val="center"/>
             </w:pPr>
-            <w:proofErr w:type="gramStart"/>
             <w:r>
               <w:rPr>
                 <w:b/>
                 <w:sz w:val="22"/>
               </w:rPr>
-              <w:t>CWC(</w:t>
-            </w:r>
-            <w:proofErr w:type="gramEnd"/>
-            <w:r>
-              <w:rPr>
-                <w:b/>
-                <w:sz w:val="22"/>
-              </w:rPr>
-              <w:t>1,5)</w:t>
+              <w:t>CWC(1,5)</w:t>
             </w:r>
           </w:p>
         </w:tc>
@@ -18034,21 +16905,12 @@
               <w:spacing w:before="60" w:after="60" w:line="276" w:lineRule="auto"/>
               <w:jc w:val="center"/>
             </w:pPr>
-            <w:proofErr w:type="gramStart"/>
             <w:r>
               <w:rPr>
                 <w:b/>
                 <w:sz w:val="22"/>
               </w:rPr>
-              <w:t>CWC(</w:t>
-            </w:r>
-            <w:proofErr w:type="gramEnd"/>
-            <w:r>
-              <w:rPr>
-                <w:b/>
-                <w:sz w:val="22"/>
-              </w:rPr>
-              <w:t>2,5)</w:t>
+              <w:t>CWC(2,5)</w:t>
             </w:r>
           </w:p>
         </w:tc>
@@ -18063,21 +16925,12 @@
               <w:spacing w:before="60" w:after="60" w:line="276" w:lineRule="auto"/>
               <w:jc w:val="center"/>
             </w:pPr>
-            <w:proofErr w:type="gramStart"/>
             <w:r>
               <w:rPr>
                 <w:b/>
                 <w:sz w:val="22"/>
               </w:rPr>
-              <w:t>CWC(</w:t>
-            </w:r>
-            <w:proofErr w:type="gramEnd"/>
-            <w:r>
-              <w:rPr>
-                <w:b/>
-                <w:sz w:val="22"/>
-              </w:rPr>
-              <w:t>3,5)</w:t>
+              <w:t>CWC(3,5)</w:t>
             </w:r>
           </w:p>
         </w:tc>
@@ -18092,21 +16945,12 @@
               <w:spacing w:before="60" w:after="60" w:line="276" w:lineRule="auto"/>
               <w:jc w:val="center"/>
             </w:pPr>
-            <w:proofErr w:type="gramStart"/>
             <w:r>
               <w:rPr>
                 <w:b/>
                 <w:sz w:val="22"/>
               </w:rPr>
-              <w:t>CWC(</w:t>
-            </w:r>
-            <w:proofErr w:type="gramEnd"/>
-            <w:r>
-              <w:rPr>
-                <w:b/>
-                <w:sz w:val="22"/>
-              </w:rPr>
-              <w:t>4,5)</w:t>
+              <w:t>CWC(4,5)</w:t>
             </w:r>
           </w:p>
         </w:tc>
@@ -18121,21 +16965,12 @@
               <w:spacing w:before="60" w:after="60" w:line="276" w:lineRule="auto"/>
               <w:jc w:val="center"/>
             </w:pPr>
-            <w:proofErr w:type="gramStart"/>
             <w:r>
               <w:rPr>
                 <w:b/>
                 <w:sz w:val="22"/>
               </w:rPr>
-              <w:t>CWC(</w:t>
-            </w:r>
-            <w:proofErr w:type="gramEnd"/>
-            <w:r>
-              <w:rPr>
-                <w:b/>
-                <w:sz w:val="22"/>
-              </w:rPr>
-              <w:t>5,5)</w:t>
+              <w:t>CWC(5,5)</w:t>
             </w:r>
           </w:p>
         </w:tc>
@@ -19788,23 +18623,7 @@
         </w:r>
       </w:hyperlink>
       <w:r>
-        <w:t xml:space="preserve"> cho thấy: Với cấu hình 3 biến </w:t>
-      </w:r>
-      <w:proofErr w:type="gramStart"/>
-      <w:r>
-        <w:t>CWC(</w:t>
-      </w:r>
-      <w:proofErr w:type="gramEnd"/>
-      <w:r>
-        <w:t xml:space="preserve">3, 1) và </w:t>
-      </w:r>
-      <w:proofErr w:type="gramStart"/>
-      <w:r>
-        <w:t>CWC(</w:t>
-      </w:r>
-      <w:proofErr w:type="gramEnd"/>
-      <w:r>
-        <w:t xml:space="preserve">3, 5), dù ở chu kỳ thứ 3 (p_3) độ bao phủ còn khiêm tốn (58% và 53% ở vụ Kharif; 61% và 22% ở vụ Rabi), nhưng khi tích lũy đến vụ thứ 7 (p_7) và thứ 10 (p_10), độ bao phủ đã tăng lên đạt từ 70% đến 93%. Tuy nhiên, </w:t>
+        <w:t xml:space="preserve"> cho thấy: Với cấu hình 3 biến CWC(3, 1) và CWC(3, 5), dù ở chu kỳ thứ 3 (p_3) độ bao phủ còn khiêm tốn (58% và 53% ở vụ Kharif; 61% và 22% ở vụ Rabi), nhưng khi tích lũy đến vụ thứ 7 (p_7) và thứ 10 (p_10), độ bao phủ đã tăng lên đạt từ 70% đến 93%. Tuy nhiên, </w:t>
       </w:r>
       <w:hyperlink w:anchor="_Tbl_4_5" w:tooltip="Nhấn để tới Bảng 4.5" w:history="1">
         <w:r>
@@ -19812,23 +18631,7 @@
         </w:r>
       </w:hyperlink>
       <w:r>
-        <w:t xml:space="preserve"> cũng phơi bày điểm yếu rõ rệt của phương pháp phân lớp cứng khi xét tổ hợp 5 biến trung hạn </w:t>
-      </w:r>
-      <w:proofErr w:type="gramStart"/>
-      <w:r>
-        <w:t>CWC(</w:t>
-      </w:r>
-      <w:proofErr w:type="gramEnd"/>
-      <w:r>
-        <w:t xml:space="preserve">5, 5): Ngay cả sau 10 năm tích lũy (p_10), độ bao phủ </w:t>
-      </w:r>
-      <w:proofErr w:type="gramStart"/>
-      <w:r>
-        <w:t>CWC(</w:t>
-      </w:r>
-      <w:proofErr w:type="gramEnd"/>
-      <w:r>
-        <w:t>5, 5) của giai đoạn Trổ hoa chỉ đạt 44% (vụ Kharif) và 50% (vụ Rabi). Đây chính là lý do cần đến mô hình cải tiến Fuzzy-Dynamic CWC.</w:t>
+        <w:t xml:space="preserve"> cũng phơi bày điểm yếu rõ rệt của phương pháp phân lớp cứng khi xét tổ hợp 5 biến trung hạn CWC(5, 5): Ngay cả sau 10 năm tích lũy (p_10), độ bao phủ CWC(5, 5) của giai đoạn Trổ hoa chỉ đạt 44% (vụ Kharif) và 50% (vụ Rabi). Đây chính là lý do cần đến mô hình cải tiến Fuzzy-Dynamic CWC.</w:t>
       </w:r>
     </w:p>
     <w:p>
@@ -21355,15 +20158,7 @@
         </w:r>
       </w:hyperlink>
       <w:r>
-        <w:t xml:space="preserve">) mà còn được tính toán phân bố độ thuộc mờ hình thang </w:t>
-      </w:r>
-      <w:proofErr w:type="gramStart"/>
-      <w:r>
-        <w:t>μ(</w:t>
-      </w:r>
-      <w:proofErr w:type="gramEnd"/>
-      <w:r>
-        <w:t>x; a, b, c, d) thỏa mãn điều kiện phân hoạch Ruspini, từ đó nội suy ra chỉ số cấp bậc liên tục Rank_Fuzzy(X_k) nhằm xóa bỏ hiệu ứng vách đá tại các ngưỡng phân lớp.</w:t>
+        <w:t>) mà còn được tính toán phân bố độ thuộc mờ hình thang μ(x; a, b, c, d) thỏa mãn điều kiện phân hoạch Ruspini, từ đó nội suy ra chỉ số cấp bậc liên tục Rank_Fuzzy(X_k) nhằm xóa bỏ hiệu ứng vách đá tại các ngưỡng phân lớp.</w:t>
       </w:r>
     </w:p>
     <w:p>
@@ -21448,15 +20243,7 @@
         </w:r>
       </w:hyperlink>
       <w:r>
-        <w:t xml:space="preserve">(b) thể hiện đường cong hội tụ độ bao phủ </w:t>
-      </w:r>
-      <w:proofErr w:type="gramStart"/>
-      <w:r>
-        <w:t>CP(</w:t>
-      </w:r>
-      <w:proofErr w:type="gramEnd"/>
-      <w:r>
-        <w:t>%) qua 30 năm ở giai đoạn Trổ hoa vụ Kharif (n = 5, d = 5).</w:t>
+        <w:t>(b) thể hiện đường cong hội tụ độ bao phủ CP(%) qua 30 năm ở giai đoạn Trổ hoa vụ Kharif (n = 5, d = 5).</w:t>
       </w:r>
     </w:p>
     <w:p>
@@ -21513,15 +20300,7 @@
       </w:pPr>
       <w:bookmarkStart w:id="51" w:name="_Fig_4_2"/>
       <w:r>
-        <w:t xml:space="preserve">Hình 4.2: Kết quả thực thi mã nguồn: (a) Xóa bỏ Hiệu ứng vách đá tại biên RH = 60% và (b) Đường cong hội tụ </w:t>
-      </w:r>
-      <w:proofErr w:type="gramStart"/>
-      <w:r>
-        <w:t>CP(</w:t>
-      </w:r>
-      <w:proofErr w:type="gramEnd"/>
-      <w:r>
-        <w:t>%) 30 năm</w:t>
+        <w:t>Hình 4.2: Kết quả thực thi mã nguồn: (a) Xóa bỏ Hiệu ứng vách đá tại biên RH = 60% và (b) Đường cong hội tụ CP(%) 30 năm</w:t>
       </w:r>
       <w:bookmarkEnd w:id="51"/>
     </w:p>
@@ -21687,7 +20466,7 @@
         <w:rPr>
           <w:color w:val="auto"/>
         </w:rPr>
-        <w:t>Báo cáo đồ án môn học đã hoàn thành toàn diện mục tiêu nghiên cứu theo đúng khung phương pháp luận 5 bước (Understand → Analyze → Evaluate → Extend → Apply) đối với bài báo khoa học "Analysis of similar weather conditions to improve reuse in weather-based decision support systems"</w:t>
+        <w:t>Báo cáo đồ án môn học đã hoàn thành toàn diện mục tiêu nghiên cứu theo đúng khung phương pháp luận đối với bài báo khoa học "Analysis of similar weather conditions to improve reuse in weather-based decision support systems"</w:t>
       </w:r>
       <w:r>
         <w:rPr>
@@ -23526,6 +22305,7 @@
   <w:style w:type="character" w:default="1" w:styleId="DefaultParagraphFont">
     <w:name w:val="Default Paragraph Font"/>
     <w:uiPriority w:val="1"/>
+    <w:semiHidden/>
     <w:unhideWhenUsed/>
   </w:style>
   <w:style w:type="table" w:default="1" w:styleId="TableNormal">

--- a/report/26848109_VoAnhKiet_DSS_final.docx
+++ b/report/26848109_VoAnhKiet_DSS_final.docx
@@ -20466,7 +20466,19 @@
         <w:rPr>
           <w:color w:val="auto"/>
         </w:rPr>
-        <w:t>Báo cáo đồ án môn học đã hoàn thành toàn diện mục tiêu nghiên cứu theo đúng khung phương pháp luận đối với bài báo khoa học "Analysis of similar weather conditions to improve reuse in weather-based decision support systems"</w:t>
+        <w:t xml:space="preserve">Báo cáo đồ án môn học đã hoàn thành toàn diện mục tiêu nghiên cứu theo đúng khung phương pháp luận </w:t>
+      </w:r>
+      <w:r>
+        <w:t>(Understand → Analyze → Evaluate → Extend → Apply)</w:t>
+      </w:r>
+      <w:r>
+        <w:t xml:space="preserve"> </w:t>
+      </w:r>
+      <w:r>
+        <w:rPr>
+          <w:color w:val="auto"/>
+        </w:rPr>
+        <w:t>đối với bài báo khoa học "Analysis of similar weather conditions to improve reuse in weather-based decision support systems"</w:t>
       </w:r>
       <w:r>
         <w:rPr>
